--- a/思路.docx
+++ b/思路.docx
@@ -28,87 +28,29 @@
       <w:r>
         <w:tab/>
       </w:r>
-      <w:proofErr w:type="gramStart"/>
-      <w:r>
-        <w:rPr>
-          <w:rFonts w:hint="eastAsia"/>
-        </w:rPr>
-        <w:t>思路:</w:t>
-      </w:r>
-      <w:proofErr w:type="gramEnd"/>
-      <w:r>
-        <w:rPr>
-          <w:rFonts w:hint="eastAsia"/>
-        </w:rPr>
-        <w:t xml:space="preserve"> 这题是简单的数据分类并挪移</w:t>
-      </w:r>
-      <w:proofErr w:type="gramStart"/>
-      <w:r>
-        <w:rPr>
-          <w:rFonts w:hint="eastAsia"/>
-        </w:rPr>
-        <w:t>(其实</w:t>
-      </w:r>
-      <w:proofErr w:type="gramEnd"/>
-      <w:r>
-        <w:rPr>
-          <w:rFonts w:hint="eastAsia"/>
-        </w:rPr>
-        <w:t>也能当排序</w:t>
-      </w:r>
-      <w:proofErr w:type="gramStart"/>
-      <w:r>
-        <w:rPr>
-          <w:rFonts w:hint="eastAsia"/>
-        </w:rPr>
-        <w:t>写,</w:t>
-      </w:r>
-      <w:proofErr w:type="gramEnd"/>
-      <w:r>
-        <w:rPr>
-          <w:rFonts w:hint="eastAsia"/>
-        </w:rPr>
-        <w:t>不过效率不</w:t>
-      </w:r>
-      <w:proofErr w:type="gramStart"/>
-      <w:r>
-        <w:rPr>
-          <w:rFonts w:hint="eastAsia"/>
-        </w:rPr>
-        <w:t>高)</w:t>
-      </w:r>
-      <w:r>
-        <w:rPr>
-          <w:rFonts w:hint="eastAsia"/>
-        </w:rPr>
-        <w:t>,</w:t>
-      </w:r>
-      <w:proofErr w:type="gramEnd"/>
-      <w:r>
-        <w:rPr>
-          <w:rFonts w:hint="eastAsia"/>
-        </w:rPr>
-        <w:t>需要考虑的是牺牲时间还是牺牲</w:t>
-      </w:r>
-      <w:proofErr w:type="gramStart"/>
-      <w:r>
-        <w:rPr>
-          <w:rFonts w:hint="eastAsia"/>
-        </w:rPr>
-        <w:t>空间</w:t>
-      </w:r>
-      <w:r>
-        <w:rPr>
-          <w:rFonts w:hint="eastAsia"/>
-        </w:rPr>
-        <w:t>,</w:t>
-      </w:r>
-      <w:proofErr w:type="gramEnd"/>
-      <w:r>
-        <w:rPr>
-          <w:rFonts w:hint="eastAsia"/>
-        </w:rPr>
-        <w:t>或者</w:t>
+      <w:r>
+        <w:rPr>
+          <w:rFonts w:hint="eastAsia"/>
+        </w:rPr>
+        <w:t>思路: 这题是简单的数据分类并挪移</w:t>
+      </w:r>
+      <w:r>
+        <w:rPr>
+          <w:rFonts w:hint="eastAsia"/>
+        </w:rPr>
+        <w:t>(其实也能当排序写,不过效率不高)</w:t>
+      </w:r>
+      <w:r>
+        <w:rPr>
+          <w:rFonts w:hint="eastAsia"/>
+        </w:rPr>
+        <w:t>,需要考虑的是牺牲时间还是牺牲空间</w:t>
+      </w:r>
+      <w:r>
+        <w:rPr>
+          <w:rFonts w:hint="eastAsia"/>
+        </w:rPr>
+        <w:t>,或者</w:t>
       </w:r>
       <w:r>
         <w:rPr>
@@ -135,105 +77,7 @@
         <w:rPr>
           <w:rFonts w:hint="eastAsia"/>
         </w:rPr>
-        <w:t>牺牲</w:t>
-      </w:r>
-      <w:proofErr w:type="gramStart"/>
-      <w:r>
-        <w:rPr>
-          <w:rFonts w:hint="eastAsia"/>
-        </w:rPr>
-        <w:t>空间:</w:t>
-      </w:r>
-      <w:proofErr w:type="gramEnd"/>
-      <w:r>
-        <w:rPr>
-          <w:rFonts w:hint="eastAsia"/>
-        </w:rPr>
-        <w:t xml:space="preserve"> 创造两个新的顺序表分别存放负数</w:t>
-      </w:r>
-      <w:proofErr w:type="gramStart"/>
-      <w:r>
-        <w:rPr>
-          <w:rFonts w:hint="eastAsia"/>
-        </w:rPr>
-        <w:t>(num1)</w:t>
-      </w:r>
-      <w:proofErr w:type="gramEnd"/>
-      <w:r>
-        <w:rPr>
-          <w:rFonts w:hint="eastAsia"/>
-        </w:rPr>
-        <w:t>与正数</w:t>
-      </w:r>
-      <w:proofErr w:type="gramStart"/>
-      <w:r>
-        <w:rPr>
-          <w:rFonts w:hint="eastAsia"/>
-        </w:rPr>
-        <w:t>(num2)</w:t>
-      </w:r>
-      <w:proofErr w:type="gramEnd"/>
-      <w:r>
-        <w:rPr>
-          <w:rFonts w:hint="eastAsia"/>
-        </w:rPr>
-        <w:t>,在把目标顺序表遍历过程中把负数放在num1,把非负数放在num2,然后再把num1先放原表最后把num2中的非负数放进去</w:t>
-      </w:r>
-      <w:proofErr w:type="gramStart"/>
-      <w:r>
-        <w:rPr>
-          <w:rFonts w:hint="eastAsia"/>
-        </w:rPr>
-        <w:t>;  唯一需要注意的是</w:t>
-      </w:r>
-      <w:proofErr w:type="gramEnd"/>
-      <w:r>
-        <w:rPr>
-          <w:rFonts w:hint="eastAsia"/>
-        </w:rPr>
-        <w:t>:需要提前知道正数的</w:t>
-      </w:r>
-      <w:proofErr w:type="gramStart"/>
-      <w:r>
-        <w:rPr>
-          <w:rFonts w:hint="eastAsia"/>
-        </w:rPr>
-        <w:t>数量,</w:t>
-      </w:r>
-      <w:proofErr w:type="gramEnd"/>
-      <w:r>
-        <w:rPr>
-          <w:rFonts w:hint="eastAsia"/>
-        </w:rPr>
-        <w:t>防止0的</w:t>
-      </w:r>
-      <w:proofErr w:type="gramStart"/>
-      <w:r>
-        <w:rPr>
-          <w:rFonts w:hint="eastAsia"/>
-        </w:rPr>
-        <w:t>干扰;当然,</w:t>
-      </w:r>
-      <w:proofErr w:type="gramEnd"/>
-      <w:r>
-        <w:rPr>
-          <w:rFonts w:hint="eastAsia"/>
-        </w:rPr>
-        <w:t>也可以按要求只放负数与</w:t>
-      </w:r>
-      <w:proofErr w:type="gramStart"/>
-      <w:r>
-        <w:rPr>
-          <w:rFonts w:hint="eastAsia"/>
-        </w:rPr>
-        <w:t>正数,</w:t>
-      </w:r>
-      <w:proofErr w:type="gramEnd"/>
-      <w:r>
-        <w:rPr>
-          <w:rFonts w:hint="eastAsia"/>
-        </w:rPr>
-        <w:t>忽略0</w:t>
+        <w:t>牺牲空间: 创造两个新的顺序表分别存放负数(num1)与正数(num2),在把目标顺序表遍历过程中把负数放在num1,把非负数放在num2,然后再把num1先放原表最后把num2中的非负数放进去;  唯一需要注意的是:需要提前知道正数的数量,防止0的干扰;当然,也可以按要求只放负数与正数,忽略0</w:t>
       </w:r>
       <w:r>
         <w:rPr>
@@ -247,43 +91,92 @@
           <w:b/>
           <w:bCs/>
         </w:rPr>
-        <w:t xml:space="preserve">  </w:t>
-      </w:r>
-      <w:proofErr w:type="gramStart"/>
+        <w:t xml:space="preserve">  我感觉是最容易想到的思路了 </w:t>
+      </w:r>
+      <w:r>
+        <w:rPr>
+          <w:rFonts w:hint="eastAsia"/>
+        </w:rPr>
+        <w:t xml:space="preserve"> 时间复杂度应该是O(n),比排序理论最快时间复杂度要快</w:t>
+      </w:r>
+    </w:p>
+    <w:p>
+      <w:pPr>
+        <w:rPr>
+          <w:rFonts w:hint="eastAsia"/>
+        </w:rPr>
+      </w:pPr>
+    </w:p>
+    <w:p>
+      <w:pPr>
+        <w:rPr>
+          <w:rFonts w:hint="eastAsia"/>
+        </w:rPr>
+      </w:pPr>
+      <w:r>
+        <w:tab/>
+      </w:r>
+      <w:r>
+        <w:tab/>
+      </w:r>
+      <w:r>
+        <w:rPr>
+          <w:rFonts w:hint="eastAsia"/>
+        </w:rPr>
+        <w:t xml:space="preserve">牺牲时间: 只在原表进行操作,遍历一遍,遍历过程中遇到负数就把负数放在第一个位置,第一个位置之后的依次挪动 时间复杂度是O(n²)  </w:t>
+      </w:r>
+    </w:p>
+    <w:p>
+      <w:pPr>
+        <w:rPr>
+          <w:rFonts w:hint="eastAsia"/>
+        </w:rPr>
+      </w:pPr>
+    </w:p>
+    <w:p>
+      <w:pPr>
+        <w:rPr>
+          <w:rFonts w:hint="eastAsia"/>
+        </w:rPr>
+      </w:pPr>
+      <w:r>
+        <w:tab/>
+      </w:r>
+      <w:r>
+        <w:tab/>
+      </w:r>
       <w:r>
         <w:rPr>
           <w:rFonts w:hint="eastAsia"/>
           <w:b/>
           <w:bCs/>
         </w:rPr>
-        <w:t xml:space="preserve">我感觉是最容易想到的思路了 </w:t>
-      </w:r>
-      <w:r>
-        <w:rPr>
-          <w:rFonts w:hint="eastAsia"/>
-        </w:rPr>
-        <w:t xml:space="preserve"> 时间复杂度应该是</w:t>
-      </w:r>
-      <w:proofErr w:type="gramEnd"/>
-      <w:r>
-        <w:rPr>
-          <w:rFonts w:hint="eastAsia"/>
-        </w:rPr>
-        <w:t>O</w:t>
-      </w:r>
-      <w:proofErr w:type="gramStart"/>
-      <w:r>
-        <w:rPr>
-          <w:rFonts w:hint="eastAsia"/>
-        </w:rPr>
-        <w:t>(n)</w:t>
-      </w:r>
-      <w:proofErr w:type="gramEnd"/>
-      <w:r>
-        <w:rPr>
-          <w:rFonts w:hint="eastAsia"/>
-        </w:rPr>
-        <w:t>,比排序理论最快时间复杂度要快</w:t>
+        <w:t>双指针做法</w:t>
+      </w:r>
+      <w:r>
+        <w:rPr>
+          <w:rFonts w:hint="eastAsia"/>
+        </w:rPr>
+        <w:t xml:space="preserve">: 可以定义两个指针,分别指向当前遍历的位置(work), 最后一个数据的下标指针(end) 当此时工作的位置为负数,work后移,end不变,当work指向的数据为正数,且end指向数据是负数,则交换数据,若work指向的是正数但end指向的是正数,则end前移,直到end指向的是负数才交换   直到end=work时,结束遍历  </w:t>
+      </w:r>
+    </w:p>
+    <w:p>
+      <w:pPr>
+        <w:rPr>
+          <w:rFonts w:hint="eastAsia"/>
+        </w:rPr>
+      </w:pPr>
+      <w:r>
+        <w:rPr>
+          <w:rFonts w:hint="eastAsia"/>
+        </w:rPr>
+        <w:t>时间复杂度是O(n) 不过</w:t>
+      </w:r>
+      <w:r>
+        <w:rPr>
+          <w:rFonts w:hint="eastAsia"/>
+        </w:rPr>
+        <w:t>大多数情况肯定要比牺牲空间的想法更快的,因为大多数情况顺序表不会被从头到尾遍历一遍</w:t>
       </w:r>
     </w:p>
     <w:p>
@@ -303,387 +196,30 @@
         <w:tab/>
       </w:r>
       <w:r>
+        <w:rPr>
+          <w:rFonts w:hint="eastAsia"/>
+        </w:rPr>
+        <w:t>我就只展示第3种做法了:</w:t>
+      </w:r>
+    </w:p>
+    <w:p>
+      <w:pPr>
+        <w:rPr>
+          <w:rFonts w:hint="eastAsia"/>
+        </w:rPr>
+      </w:pPr>
+      <w:r>
         <w:tab/>
       </w:r>
-      <w:r>
-        <w:rPr>
-          <w:rFonts w:hint="eastAsia"/>
-        </w:rPr>
-        <w:t>牺牲</w:t>
-      </w:r>
-      <w:proofErr w:type="gramStart"/>
-      <w:r>
-        <w:rPr>
-          <w:rFonts w:hint="eastAsia"/>
-        </w:rPr>
-        <w:t>时间:</w:t>
-      </w:r>
-      <w:proofErr w:type="gramEnd"/>
-      <w:r>
-        <w:rPr>
-          <w:rFonts w:hint="eastAsia"/>
-        </w:rPr>
-        <w:t xml:space="preserve"> 只在原表进行</w:t>
-      </w:r>
-      <w:proofErr w:type="gramStart"/>
-      <w:r>
-        <w:rPr>
-          <w:rFonts w:hint="eastAsia"/>
-        </w:rPr>
-        <w:t>操作,</w:t>
-      </w:r>
-      <w:proofErr w:type="gramEnd"/>
-      <w:r>
-        <w:rPr>
-          <w:rFonts w:hint="eastAsia"/>
-        </w:rPr>
-        <w:t>遍历一</w:t>
-      </w:r>
-      <w:proofErr w:type="gramStart"/>
-      <w:r>
-        <w:rPr>
-          <w:rFonts w:hint="eastAsia"/>
-        </w:rPr>
-        <w:t>遍,</w:t>
-      </w:r>
-      <w:proofErr w:type="gramEnd"/>
-      <w:r>
-        <w:rPr>
-          <w:rFonts w:hint="eastAsia"/>
-        </w:rPr>
-        <w:t>遍历过程中遇到负数就把负数放在第一个位</w:t>
-      </w:r>
-      <w:proofErr w:type="gramStart"/>
-      <w:r>
-        <w:rPr>
-          <w:rFonts w:hint="eastAsia"/>
-        </w:rPr>
-        <w:t>置,</w:t>
-      </w:r>
-      <w:proofErr w:type="gramEnd"/>
-      <w:r>
-        <w:rPr>
-          <w:rFonts w:hint="eastAsia"/>
-        </w:rPr>
-        <w:t>第一个位置之后的依次挪动 时间复杂度是O</w:t>
-      </w:r>
-      <w:proofErr w:type="gramStart"/>
-      <w:r>
-        <w:rPr>
-          <w:rFonts w:hint="eastAsia"/>
-        </w:rPr>
-        <w:t>(n²)</w:t>
-      </w:r>
-      <w:proofErr w:type="gramEnd"/>
-      <w:r>
-        <w:rPr>
-          <w:rFonts w:hint="eastAsia"/>
-        </w:rPr>
-        <w:t xml:space="preserve">  </w:t>
-      </w:r>
-    </w:p>
-    <w:p>
-      <w:pPr>
-        <w:rPr>
-          <w:rFonts w:hint="eastAsia"/>
-        </w:rPr>
-      </w:pPr>
-    </w:p>
-    <w:p>
-      <w:pPr>
-        <w:rPr>
-          <w:rFonts w:hint="eastAsia"/>
-        </w:rPr>
-      </w:pPr>
-      <w:r>
-        <w:tab/>
-      </w:r>
-      <w:r>
-        <w:tab/>
-      </w:r>
-      <w:r>
-        <w:rPr>
-          <w:rFonts w:hint="eastAsia"/>
-          <w:b/>
-          <w:bCs/>
-        </w:rPr>
-        <w:t>双指针</w:t>
-      </w:r>
-      <w:proofErr w:type="gramStart"/>
-      <w:r>
-        <w:rPr>
-          <w:rFonts w:hint="eastAsia"/>
-          <w:b/>
-          <w:bCs/>
-        </w:rPr>
-        <w:t>做法</w:t>
-      </w:r>
-      <w:r>
-        <w:rPr>
-          <w:rFonts w:hint="eastAsia"/>
-        </w:rPr>
-        <w:t>:</w:t>
-      </w:r>
-      <w:proofErr w:type="gramEnd"/>
-      <w:r>
-        <w:rPr>
-          <w:rFonts w:hint="eastAsia"/>
-        </w:rPr>
-        <w:t xml:space="preserve"> 可以定义两个</w:t>
-      </w:r>
-      <w:proofErr w:type="gramStart"/>
-      <w:r>
-        <w:rPr>
-          <w:rFonts w:hint="eastAsia"/>
-        </w:rPr>
-        <w:t>指针,</w:t>
-      </w:r>
-      <w:proofErr w:type="gramEnd"/>
-      <w:r>
-        <w:rPr>
-          <w:rFonts w:hint="eastAsia"/>
-        </w:rPr>
-        <w:t>分别指向当前遍历的位置</w:t>
-      </w:r>
-      <w:proofErr w:type="gramStart"/>
-      <w:r>
-        <w:rPr>
-          <w:rFonts w:hint="eastAsia"/>
-        </w:rPr>
-        <w:t>(work)</w:t>
-      </w:r>
-      <w:proofErr w:type="gramEnd"/>
-      <w:r>
-        <w:rPr>
-          <w:rFonts w:hint="eastAsia"/>
-        </w:rPr>
-        <w:t>, 最后一个数据的下标指针</w:t>
-      </w:r>
-      <w:proofErr w:type="gramStart"/>
-      <w:r>
-        <w:rPr>
-          <w:rFonts w:hint="eastAsia"/>
-        </w:rPr>
-        <w:t>(end)</w:t>
-      </w:r>
-      <w:proofErr w:type="gramEnd"/>
-      <w:r>
-        <w:rPr>
-          <w:rFonts w:hint="eastAsia"/>
-        </w:rPr>
-        <w:t xml:space="preserve"> 当此时工作的位置为负数,work后移,end不</w:t>
-      </w:r>
-      <w:proofErr w:type="gramStart"/>
-      <w:r>
-        <w:rPr>
-          <w:rFonts w:hint="eastAsia"/>
-        </w:rPr>
-        <w:t>变,</w:t>
-      </w:r>
-      <w:proofErr w:type="gramEnd"/>
-      <w:r>
-        <w:rPr>
-          <w:rFonts w:hint="eastAsia"/>
-        </w:rPr>
-        <w:t>当work指向的数据为</w:t>
-      </w:r>
-      <w:proofErr w:type="gramStart"/>
-      <w:r>
-        <w:rPr>
-          <w:rFonts w:hint="eastAsia"/>
-        </w:rPr>
-        <w:t>正数,</w:t>
-      </w:r>
-      <w:proofErr w:type="gramEnd"/>
-      <w:r>
-        <w:rPr>
-          <w:rFonts w:hint="eastAsia"/>
-        </w:rPr>
-        <w:t>且end指向数据是</w:t>
-      </w:r>
-      <w:proofErr w:type="gramStart"/>
-      <w:r>
-        <w:rPr>
-          <w:rFonts w:hint="eastAsia"/>
-        </w:rPr>
-        <w:t>负数,</w:t>
-      </w:r>
-      <w:proofErr w:type="gramEnd"/>
-      <w:r>
-        <w:rPr>
-          <w:rFonts w:hint="eastAsia"/>
-        </w:rPr>
-        <w:t>则交换</w:t>
-      </w:r>
-      <w:proofErr w:type="gramStart"/>
-      <w:r>
-        <w:rPr>
-          <w:rFonts w:hint="eastAsia"/>
-        </w:rPr>
-        <w:t>数据,</w:t>
-      </w:r>
-      <w:proofErr w:type="gramEnd"/>
-      <w:r>
-        <w:rPr>
-          <w:rFonts w:hint="eastAsia"/>
-        </w:rPr>
-        <w:t>若work指向的是正数但end指向的是</w:t>
-      </w:r>
-      <w:proofErr w:type="gramStart"/>
-      <w:r>
-        <w:rPr>
-          <w:rFonts w:hint="eastAsia"/>
-        </w:rPr>
-        <w:t>正数,</w:t>
-      </w:r>
-      <w:proofErr w:type="gramEnd"/>
-      <w:r>
-        <w:rPr>
-          <w:rFonts w:hint="eastAsia"/>
-        </w:rPr>
-        <w:t>则end前</w:t>
-      </w:r>
-      <w:proofErr w:type="gramStart"/>
-      <w:r>
-        <w:rPr>
-          <w:rFonts w:hint="eastAsia"/>
-        </w:rPr>
-        <w:t>移,</w:t>
-      </w:r>
-      <w:proofErr w:type="gramEnd"/>
-      <w:r>
-        <w:rPr>
-          <w:rFonts w:hint="eastAsia"/>
-        </w:rPr>
-        <w:t>直到end指向的是负数才交换   直到end=work</w:t>
-      </w:r>
-      <w:proofErr w:type="gramStart"/>
-      <w:r>
-        <w:rPr>
-          <w:rFonts w:hint="eastAsia"/>
-        </w:rPr>
-        <w:t>时,</w:t>
-      </w:r>
-      <w:proofErr w:type="gramEnd"/>
-      <w:r>
-        <w:rPr>
-          <w:rFonts w:hint="eastAsia"/>
-        </w:rPr>
-        <w:t xml:space="preserve">结束遍历  </w:t>
-      </w:r>
-    </w:p>
-    <w:p>
-      <w:pPr>
-        <w:rPr>
-          <w:rFonts w:hint="eastAsia"/>
-        </w:rPr>
-      </w:pPr>
-      <w:r>
-        <w:rPr>
-          <w:rFonts w:hint="eastAsia"/>
-        </w:rPr>
-        <w:t>时间复杂度是O</w:t>
-      </w:r>
-      <w:proofErr w:type="gramStart"/>
-      <w:r>
-        <w:rPr>
-          <w:rFonts w:hint="eastAsia"/>
-        </w:rPr>
-        <w:t>(n)</w:t>
-      </w:r>
-      <w:proofErr w:type="gramEnd"/>
-      <w:r>
-        <w:rPr>
-          <w:rFonts w:hint="eastAsia"/>
-        </w:rPr>
-        <w:t xml:space="preserve"> 不过</w:t>
-      </w:r>
-      <w:r>
-        <w:rPr>
-          <w:rFonts w:hint="eastAsia"/>
-        </w:rPr>
-        <w:t>大多数情况肯定要比牺牲空间的想法更快</w:t>
-      </w:r>
-      <w:proofErr w:type="gramStart"/>
-      <w:r>
-        <w:rPr>
-          <w:rFonts w:hint="eastAsia"/>
-        </w:rPr>
-        <w:t>的,</w:t>
-      </w:r>
-      <w:proofErr w:type="gramEnd"/>
-      <w:r>
-        <w:rPr>
-          <w:rFonts w:hint="eastAsia"/>
-        </w:rPr>
-        <w:t>因为大多数情况顺序表不会被从头到尾遍历一遍</w:t>
-      </w:r>
-    </w:p>
-    <w:p>
-      <w:pPr>
-        <w:rPr>
-          <w:rFonts w:hint="eastAsia"/>
-        </w:rPr>
-      </w:pPr>
-    </w:p>
-    <w:p>
-      <w:pPr>
-        <w:rPr>
-          <w:rFonts w:hint="eastAsia"/>
-        </w:rPr>
-      </w:pPr>
-      <w:r>
-        <w:tab/>
-      </w:r>
-      <w:r>
-        <w:rPr>
-          <w:rFonts w:hint="eastAsia"/>
-        </w:rPr>
-        <w:t>我就只展示第3种做法</w:t>
-      </w:r>
-      <w:proofErr w:type="gramStart"/>
-      <w:r>
-        <w:rPr>
-          <w:rFonts w:hint="eastAsia"/>
-        </w:rPr>
-        <w:t>了:</w:t>
-      </w:r>
-      <w:proofErr w:type="gramEnd"/>
-    </w:p>
-    <w:p>
-      <w:pPr>
-        <w:rPr>
-          <w:rFonts w:hint="eastAsia"/>
-        </w:rPr>
-      </w:pPr>
-      <w:r>
-        <w:tab/>
-      </w:r>
-    </w:p>
-    <w:p>
-      <w:pPr>
-        <w:rPr>
-          <w:rFonts w:hint="eastAsia"/>
-        </w:rPr>
-      </w:pPr>
-      <w:r>
-        <w:t xml:space="preserve">void </w:t>
-      </w:r>
-      <w:proofErr w:type="gramStart"/>
-      <w:r>
-        <w:t>fun(</w:t>
-      </w:r>
-      <w:proofErr w:type="gramEnd"/>
-      <w:r>
-        <w:t xml:space="preserve">int </w:t>
-      </w:r>
-      <w:proofErr w:type="gramStart"/>
-      <w:r>
-        <w:t>num[],int</w:t>
-      </w:r>
-      <w:proofErr w:type="gramEnd"/>
-      <w:r>
-        <w:t xml:space="preserve"> n)</w:t>
+    </w:p>
+    <w:p>
+      <w:pPr>
+        <w:rPr>
+          <w:rFonts w:hint="eastAsia"/>
+        </w:rPr>
+      </w:pPr>
+      <w:r>
+        <w:t>void fun(int num[],int n)</w:t>
       </w:r>
     </w:p>
     <w:p>
@@ -703,15 +239,7 @@
         </w:rPr>
       </w:pPr>
       <w:r>
-        <w:t>  int work=</w:t>
-      </w:r>
-      <w:proofErr w:type="gramStart"/>
-      <w:r>
-        <w:t>0,end</w:t>
-      </w:r>
-      <w:proofErr w:type="gramEnd"/>
-      <w:r>
-        <w:t>=n-1;</w:t>
+        <w:t>  int work=0,end=n-1;</w:t>
       </w:r>
     </w:p>
     <w:p>
@@ -852,7 +380,15 @@
         </w:rPr>
       </w:pPr>
       <w:r>
-        <w:t>        int tmp=num[work];</w:t>
+        <w:t xml:space="preserve">        int </w:t>
+      </w:r>
+      <w:proofErr w:type="spellStart"/>
+      <w:r>
+        <w:t>tmp</w:t>
+      </w:r>
+      <w:proofErr w:type="spellEnd"/>
+      <w:r>
+        <w:t>=num[work];</w:t>
       </w:r>
     </w:p>
     <w:p>
@@ -872,7 +408,15 @@
         </w:rPr>
       </w:pPr>
       <w:r>
-        <w:t>        num[end]=tmp;</w:t>
+        <w:t>        num[end]=</w:t>
+      </w:r>
+      <w:proofErr w:type="spellStart"/>
+      <w:r>
+        <w:t>tmp</w:t>
+      </w:r>
+      <w:proofErr w:type="spellEnd"/>
+      <w:r>
+        <w:t>;</w:t>
       </w:r>
     </w:p>
     <w:p>
@@ -925,16 +469,8 @@
         <w:rPr>
           <w:rFonts w:hint="eastAsia"/>
         </w:rPr>
-        <w:t>运行结果</w:t>
-      </w:r>
-      <w:proofErr w:type="gramStart"/>
-      <w:r>
-        <w:rPr>
-          <w:rFonts w:hint="eastAsia"/>
-        </w:rPr>
-        <w:t>示例:</w:t>
-      </w:r>
-      <w:proofErr w:type="gramEnd"/>
+        <w:t>运行结果示例:</w:t>
+      </w:r>
     </w:p>
     <w:p>
       <w:pPr>
@@ -1020,14 +556,12 @@
         </w:rPr>
         <w:tab/>
       </w:r>
-      <w:proofErr w:type="gramStart"/>
       <w:r>
         <w:rPr>
           <w:rFonts w:hint="eastAsia"/>
         </w:rPr>
         <w:t>思路:</w:t>
       </w:r>
-      <w:proofErr w:type="gramEnd"/>
     </w:p>
     <w:p>
       <w:pPr>
@@ -1045,21 +579,7 @@
         <w:rPr>
           <w:rFonts w:hint="eastAsia"/>
         </w:rPr>
-        <w:t>容易想到的</w:t>
-      </w:r>
-      <w:proofErr w:type="gramStart"/>
-      <w:r>
-        <w:rPr>
-          <w:rFonts w:hint="eastAsia"/>
-        </w:rPr>
-        <w:t>做法:</w:t>
-      </w:r>
-      <w:proofErr w:type="gramEnd"/>
-      <w:r>
-        <w:rPr>
-          <w:rFonts w:hint="eastAsia"/>
-        </w:rPr>
-        <w:t xml:space="preserve"> 把原单链表</w:t>
+        <w:t>容易想到的做法: 把原单链表</w:t>
       </w:r>
       <w:r>
         <w:rPr>
@@ -1077,9 +597,16 @@
         <w:rPr>
           <w:rFonts w:hint="eastAsia"/>
         </w:rPr>
-        <w:t>在链表tmp</w:t>
-      </w:r>
-      <w:proofErr w:type="gramStart"/>
+        <w:t>在链表</w:t>
+      </w:r>
+      <w:proofErr w:type="spellStart"/>
+      <w:r>
+        <w:rPr>
+          <w:rFonts w:hint="eastAsia"/>
+        </w:rPr>
+        <w:t>tmp</w:t>
+      </w:r>
+      <w:proofErr w:type="spellEnd"/>
       <w:r>
         <w:rPr>
           <w:rFonts w:hint="eastAsia"/>
@@ -1090,71 +617,48 @@
         <w:rPr>
           <w:rFonts w:hint="eastAsia"/>
         </w:rPr>
-        <w:t>,</w:t>
-      </w:r>
-      <w:proofErr w:type="gramEnd"/>
-      <w:r>
-        <w:rPr>
-          <w:rFonts w:hint="eastAsia"/>
-        </w:rPr>
-        <w:t>在创建目标单链表时可以依次</w:t>
-      </w:r>
-      <w:r>
-        <w:rPr>
-          <w:rFonts w:hint="eastAsia"/>
-        </w:rPr>
-        <w:t>先存放原链表第一个元素再存tmp的第一个元素</w:t>
-      </w:r>
-      <w:proofErr w:type="gramStart"/>
-      <w:r>
-        <w:rPr>
-          <w:rFonts w:hint="eastAsia"/>
-        </w:rPr>
-        <w:t>(原链表最后一个元素)</w:t>
-      </w:r>
-      <w:proofErr w:type="gramEnd"/>
-      <w:r>
-        <w:rPr>
-          <w:rFonts w:hint="eastAsia"/>
-        </w:rPr>
-        <w:t>然后原链表与tmp的工作指针向后</w:t>
-      </w:r>
-      <w:proofErr w:type="gramStart"/>
-      <w:r>
-        <w:rPr>
-          <w:rFonts w:hint="eastAsia"/>
-        </w:rPr>
-        <w:t>移动,</w:t>
-      </w:r>
-      <w:proofErr w:type="gramEnd"/>
-      <w:r>
-        <w:rPr>
-          <w:rFonts w:hint="eastAsia"/>
-        </w:rPr>
-        <w:t>直到移动到总长向上整除一半再通过是奇数长或者偶数长来决定是否需要单独只加一个元素</w:t>
-      </w:r>
-      <w:proofErr w:type="gramStart"/>
-      <w:r>
-        <w:rPr>
-          <w:rFonts w:hint="eastAsia"/>
-        </w:rPr>
-        <w:t>;  因要遍历单链表并新键一个单链表</w:t>
-      </w:r>
-      <w:proofErr w:type="gramEnd"/>
-      <w:r>
-        <w:rPr>
-          <w:rFonts w:hint="eastAsia"/>
-        </w:rPr>
-        <w:t>,时间复杂度为O</w:t>
-      </w:r>
-      <w:proofErr w:type="gramStart"/>
-      <w:r>
-        <w:rPr>
-          <w:rFonts w:hint="eastAsia"/>
-        </w:rPr>
-        <w:t>(n)</w:t>
-      </w:r>
-      <w:proofErr w:type="gramEnd"/>
+        <w:t>,在创建目标单链表时可以依次</w:t>
+      </w:r>
+      <w:r>
+        <w:rPr>
+          <w:rFonts w:hint="eastAsia"/>
+        </w:rPr>
+        <w:t>先存放原链表第一个元素再存</w:t>
+      </w:r>
+      <w:proofErr w:type="spellStart"/>
+      <w:r>
+        <w:rPr>
+          <w:rFonts w:hint="eastAsia"/>
+        </w:rPr>
+        <w:t>tmp</w:t>
+      </w:r>
+      <w:proofErr w:type="spellEnd"/>
+      <w:r>
+        <w:rPr>
+          <w:rFonts w:hint="eastAsia"/>
+        </w:rPr>
+        <w:t>的第一个元素(原链表最后一个元素)然后原链表与</w:t>
+      </w:r>
+      <w:proofErr w:type="spellStart"/>
+      <w:r>
+        <w:rPr>
+          <w:rFonts w:hint="eastAsia"/>
+        </w:rPr>
+        <w:t>tmp</w:t>
+      </w:r>
+      <w:proofErr w:type="spellEnd"/>
+      <w:r>
+        <w:rPr>
+          <w:rFonts w:hint="eastAsia"/>
+        </w:rPr>
+        <w:t>的工作指针向后移动,直到移动到总长向上整除一半再通过是奇数长或者偶数长来决定是否需要单独只加一个元素</w:t>
+      </w:r>
+      <w:r>
+        <w:rPr>
+          <w:rFonts w:hint="eastAsia"/>
+        </w:rPr>
+        <w:t>;  因要遍历单链表并新键一个单链表,时间复杂度为O(n)</w:t>
+      </w:r>
     </w:p>
     <w:p>
       <w:r>
@@ -1273,14 +777,12 @@
     </w:p>
     <w:p/>
     <w:p>
-      <w:proofErr w:type="gramStart"/>
       <w:r>
         <w:rPr>
           <w:rFonts w:hint="eastAsia"/>
         </w:rPr>
         <w:t>代码:</w:t>
       </w:r>
-      <w:proofErr w:type="gramEnd"/>
     </w:p>
     <w:p>
       <w:r>
@@ -1288,17 +790,22 @@
       </w:r>
     </w:p>
     <w:p>
+      <w:proofErr w:type="spellStart"/>
       <w:r>
         <w:lastRenderedPageBreak/>
-        <w:t>Linklist&lt;element&gt; Linklist&lt;element&gt;</w:t>
-      </w:r>
-      <w:proofErr w:type="gramStart"/>
-      <w:r>
-        <w:t>::</w:t>
-      </w:r>
-      <w:proofErr w:type="gramEnd"/>
-      <w:r>
-        <w:t>fun2()//实现规定的重排列</w:t>
+        <w:t>Linklist</w:t>
+      </w:r>
+      <w:proofErr w:type="spellEnd"/>
+      <w:r>
+        <w:t xml:space="preserve">&lt;element&gt; </w:t>
+      </w:r>
+      <w:proofErr w:type="spellStart"/>
+      <w:r>
+        <w:t>Linklist</w:t>
+      </w:r>
+      <w:proofErr w:type="spellEnd"/>
+      <w:r>
+        <w:t>&lt;element&gt;::fun2()//实现规定的重排列</w:t>
       </w:r>
     </w:p>
     <w:p>
@@ -1308,7 +815,23 @@
     </w:p>
     <w:p>
       <w:r>
-        <w:t>    Linklist&lt;element&gt; tmp;</w:t>
+        <w:t xml:space="preserve">    </w:t>
+      </w:r>
+      <w:proofErr w:type="spellStart"/>
+      <w:r>
+        <w:t>Linklist</w:t>
+      </w:r>
+      <w:proofErr w:type="spellEnd"/>
+      <w:r>
+        <w:t xml:space="preserve">&lt;element&gt; </w:t>
+      </w:r>
+      <w:proofErr w:type="spellStart"/>
+      <w:r>
+        <w:t>tmp</w:t>
+      </w:r>
+      <w:proofErr w:type="spellEnd"/>
+      <w:r>
+        <w:t>;</w:t>
       </w:r>
     </w:p>
     <w:p>
@@ -1328,7 +851,15 @@
     </w:p>
     <w:p>
       <w:r>
-        <w:t>        tmp.push_front(p-&gt;data);//将原链表元素头插进临时链表实现倒序存放</w:t>
+        <w:t xml:space="preserve">        </w:t>
+      </w:r>
+      <w:proofErr w:type="spellStart"/>
+      <w:r>
+        <w:t>tmp.push_front</w:t>
+      </w:r>
+      <w:proofErr w:type="spellEnd"/>
+      <w:r>
+        <w:t>(p-&gt;data);//将原链表元素头插进临时链表实现倒序存放</w:t>
       </w:r>
     </w:p>
     <w:p>
@@ -1343,12 +874,36 @@
     </w:p>
     <w:p>
       <w:r>
-        <w:t>     Linklist&lt;element&gt; re;</w:t>
-      </w:r>
-    </w:p>
-    <w:p>
-      <w:r>
-        <w:t>     size_t cnt=count/2;</w:t>
+        <w:t>     </w:t>
+      </w:r>
+      <w:proofErr w:type="spellStart"/>
+      <w:r>
+        <w:t>Linklist</w:t>
+      </w:r>
+      <w:proofErr w:type="spellEnd"/>
+      <w:r>
+        <w:t>&lt;element&gt; re;</w:t>
+      </w:r>
+    </w:p>
+    <w:p>
+      <w:r>
+        <w:t>     </w:t>
+      </w:r>
+      <w:proofErr w:type="spellStart"/>
+      <w:r>
+        <w:t>size_t</w:t>
+      </w:r>
+      <w:proofErr w:type="spellEnd"/>
+      <w:r>
+        <w:t xml:space="preserve"> </w:t>
+      </w:r>
+      <w:proofErr w:type="spellStart"/>
+      <w:r>
+        <w:t>cnt</w:t>
+      </w:r>
+      <w:proofErr w:type="spellEnd"/>
+      <w:r>
+        <w:t>=count/2;</w:t>
       </w:r>
     </w:p>
     <w:p>
@@ -1358,12 +913,28 @@
     </w:p>
     <w:p>
       <w:r>
-        <w:t>     node&lt;element&gt; *p2=tmp.head-&gt;next;</w:t>
-      </w:r>
-    </w:p>
-    <w:p>
-      <w:r>
-        <w:t>     while(cnt&gt;0)</w:t>
+        <w:t>     node&lt;element&gt; *p2=</w:t>
+      </w:r>
+      <w:proofErr w:type="spellStart"/>
+      <w:r>
+        <w:t>tmp.head</w:t>
+      </w:r>
+      <w:proofErr w:type="spellEnd"/>
+      <w:r>
+        <w:t>-&gt;next;</w:t>
+      </w:r>
+    </w:p>
+    <w:p>
+      <w:r>
+        <w:t>     while(</w:t>
+      </w:r>
+      <w:proofErr w:type="spellStart"/>
+      <w:r>
+        <w:t>cnt</w:t>
+      </w:r>
+      <w:proofErr w:type="spellEnd"/>
+      <w:r>
+        <w:t>&gt;0)</w:t>
       </w:r>
     </w:p>
     <w:p>
@@ -1373,33 +944,41 @@
     </w:p>
     <w:p>
       <w:r>
-        <w:t>        cnt--;</w:t>
-      </w:r>
-    </w:p>
-    <w:p>
-      <w:r>
         <w:t xml:space="preserve">        </w:t>
       </w:r>
-      <w:proofErr w:type="gramStart"/>
-      <w:r>
-        <w:t>re.push</w:t>
-      </w:r>
-      <w:proofErr w:type="gramEnd"/>
-      <w:r>
-        <w:t>_back(p1-&gt;data);</w:t>
+      <w:proofErr w:type="spellStart"/>
+      <w:r>
+        <w:t>cnt</w:t>
+      </w:r>
+      <w:proofErr w:type="spellEnd"/>
+      <w:r>
+        <w:t>--;</w:t>
       </w:r>
     </w:p>
     <w:p>
       <w:r>
         <w:t xml:space="preserve">        </w:t>
       </w:r>
-      <w:proofErr w:type="gramStart"/>
-      <w:r>
-        <w:t>re.push</w:t>
-      </w:r>
-      <w:proofErr w:type="gramEnd"/>
-      <w:r>
-        <w:t>_back(p2-&gt;data);</w:t>
+      <w:proofErr w:type="spellStart"/>
+      <w:r>
+        <w:t>re.push_back</w:t>
+      </w:r>
+      <w:proofErr w:type="spellEnd"/>
+      <w:r>
+        <w:t>(p1-&gt;data);</w:t>
+      </w:r>
+    </w:p>
+    <w:p>
+      <w:r>
+        <w:t xml:space="preserve">        </w:t>
+      </w:r>
+      <w:proofErr w:type="spellStart"/>
+      <w:r>
+        <w:t>re.push_back</w:t>
+      </w:r>
+      <w:proofErr w:type="spellEnd"/>
+      <w:r>
+        <w:t>(p2-&gt;data);</w:t>
       </w:r>
     </w:p>
     <w:p>
@@ -1419,15 +998,7 @@
     </w:p>
     <w:p>
       <w:r>
-        <w:t>     if</w:t>
-      </w:r>
-      <w:proofErr w:type="gramStart"/>
-      <w:r>
-        <w:t>(count%2==1)</w:t>
-      </w:r>
-      <w:proofErr w:type="gramEnd"/>
-      <w:r>
-        <w:t>//如果是奇数个元素的话，最后还要加上中间的那个元素</w:t>
+        <w:t>     if(count%2==1)//如果是奇数个元素的话，最后还要加上中间的那个元素</w:t>
       </w:r>
     </w:p>
     <w:p>
@@ -1439,13 +1010,13 @@
       <w:r>
         <w:t xml:space="preserve">        </w:t>
       </w:r>
-      <w:proofErr w:type="gramStart"/>
-      <w:r>
-        <w:t>re.push</w:t>
-      </w:r>
-      <w:proofErr w:type="gramEnd"/>
-      <w:r>
-        <w:t>_back(p1-&gt;data);</w:t>
+      <w:proofErr w:type="spellStart"/>
+      <w:r>
+        <w:t>re.push_back</w:t>
+      </w:r>
+      <w:proofErr w:type="spellEnd"/>
+      <w:r>
+        <w:t>(p1-&gt;data);</w:t>
       </w:r>
     </w:p>
     <w:p>
@@ -1509,112 +1080,21 @@
         <w:rPr>
           <w:rFonts w:hint="eastAsia"/>
         </w:rPr>
-        <w:t>需要利用原来两个链表本来就是递增的特点来进行</w:t>
-      </w:r>
-      <w:proofErr w:type="gramStart"/>
-      <w:r>
-        <w:rPr>
-          <w:rFonts w:hint="eastAsia"/>
-        </w:rPr>
-        <w:t>优化,</w:t>
-      </w:r>
-      <w:proofErr w:type="gramEnd"/>
-      <w:r>
-        <w:rPr>
-          <w:rFonts w:hint="eastAsia"/>
-        </w:rPr>
-        <w:t>并在比较的同时把原节点的指针改成新链表的</w:t>
-      </w:r>
-      <w:proofErr w:type="gramStart"/>
-      <w:r>
-        <w:rPr>
-          <w:rFonts w:hint="eastAsia"/>
-        </w:rPr>
-        <w:t>指针</w:t>
-      </w:r>
-      <w:r>
-        <w:rPr>
-          <w:rFonts w:hint="eastAsia"/>
-        </w:rPr>
-        <w:t>.</w:t>
-      </w:r>
-      <w:proofErr w:type="gramEnd"/>
-      <w:r>
-        <w:rPr>
-          <w:rFonts w:hint="eastAsia"/>
-        </w:rPr>
-        <w:t xml:space="preserve"> 具体思路可以把实现函数设计为友元</w:t>
-      </w:r>
-      <w:proofErr w:type="gramStart"/>
-      <w:r>
-        <w:rPr>
-          <w:rFonts w:hint="eastAsia"/>
-        </w:rPr>
-        <w:t>函数,</w:t>
-      </w:r>
-      <w:proofErr w:type="gramEnd"/>
-      <w:r>
-        <w:rPr>
-          <w:rFonts w:hint="eastAsia"/>
-        </w:rPr>
-        <w:t>在函数体内部先对目标链表l1 与 l2 的第一个元素</w:t>
-      </w:r>
-      <w:proofErr w:type="gramStart"/>
-      <w:r>
-        <w:rPr>
-          <w:rFonts w:hint="eastAsia"/>
-        </w:rPr>
-        <w:t>比较,</w:t>
-      </w:r>
-      <w:proofErr w:type="gramEnd"/>
-      <w:r>
-        <w:rPr>
-          <w:rFonts w:hint="eastAsia"/>
-        </w:rPr>
-        <w:t xml:space="preserve">小的那个用类似头插的方法插入结果链表   </w:t>
-      </w:r>
-    </w:p>
-    <w:p>
-      <w:r>
-        <w:rPr>
-          <w:rFonts w:hint="eastAsia"/>
-        </w:rPr>
-        <w:t>类头插的方法可以描述</w:t>
-      </w:r>
-      <w:proofErr w:type="gramStart"/>
-      <w:r>
-        <w:rPr>
-          <w:rFonts w:hint="eastAsia"/>
-        </w:rPr>
-        <w:t>为:</w:t>
-      </w:r>
-      <w:proofErr w:type="gramEnd"/>
-      <w:r>
-        <w:rPr>
-          <w:rFonts w:hint="eastAsia"/>
-        </w:rPr>
-        <w:t xml:space="preserve"> 要插入的元素的next指针指向 结果链表 re的头指针的next指向的</w:t>
-      </w:r>
-      <w:proofErr w:type="gramStart"/>
-      <w:r>
-        <w:rPr>
-          <w:rFonts w:hint="eastAsia"/>
-        </w:rPr>
-        <w:t>元素,</w:t>
-      </w:r>
-      <w:proofErr w:type="gramEnd"/>
-      <w:r>
-        <w:rPr>
-          <w:rFonts w:hint="eastAsia"/>
-        </w:rPr>
-        <w:t>再把re的头指针next</w:t>
-      </w:r>
-      <w:proofErr w:type="gramStart"/>
-      <w:r>
-        <w:rPr>
-          <w:rFonts w:hint="eastAsia"/>
-        </w:rPr>
-        <w:t>指向</w:t>
+        <w:t>需要利用原来两个链表本来就是递增的特点来进行优化,并在比较的同时把原节点的指针改成新链表的指针</w:t>
+      </w:r>
+      <w:r>
+        <w:rPr>
+          <w:rFonts w:hint="eastAsia"/>
+        </w:rPr>
+        <w:t xml:space="preserve">. 具体思路可以把实现函数设计为友元函数,在函数体内部先对目标链表l1 与 l2 的第一个元素比较,小的那个用类似头插的方法插入结果链表   </w:t>
+      </w:r>
+    </w:p>
+    <w:p>
+      <w:r>
+        <w:rPr>
+          <w:rFonts w:hint="eastAsia"/>
+        </w:rPr>
+        <w:t>类头插的方法可以描述为: 要插入的元素的next指针指向 结果链表 re的头指针的next指向的元素,再把re的头指针next指向</w:t>
       </w:r>
       <w:r>
         <w:rPr>
@@ -1638,14 +1118,7 @@
         <w:rPr>
           <w:rFonts w:hint="eastAsia"/>
         </w:rPr>
-        <w:t>为当前最小的元素</w:t>
-      </w:r>
-      <w:proofErr w:type="gramEnd"/>
-      <w:r>
-        <w:rPr>
-          <w:rFonts w:hint="eastAsia"/>
-        </w:rPr>
-        <w:t>,这样</w:t>
+        <w:t>为当前最小的元素,这样</w:t>
       </w:r>
       <w:r>
         <w:t>”</w:t>
@@ -1663,35 +1136,7 @@
         <w:rPr>
           <w:rFonts w:hint="eastAsia"/>
         </w:rPr>
-        <w:t>后 就会使re链表的元素递减</w:t>
-      </w:r>
-      <w:proofErr w:type="gramStart"/>
-      <w:r>
-        <w:rPr>
-          <w:rFonts w:hint="eastAsia"/>
-        </w:rPr>
-        <w:t>排列,</w:t>
-      </w:r>
-      <w:proofErr w:type="gramEnd"/>
-      <w:r>
-        <w:rPr>
-          <w:rFonts w:hint="eastAsia"/>
-        </w:rPr>
-        <w:t>且操作过程中并没有new一个新的</w:t>
-      </w:r>
-      <w:proofErr w:type="gramStart"/>
-      <w:r>
-        <w:rPr>
-          <w:rFonts w:hint="eastAsia"/>
-        </w:rPr>
-        <w:t>结点,</w:t>
-      </w:r>
-      <w:proofErr w:type="gramEnd"/>
-      <w:r>
-        <w:rPr>
-          <w:rFonts w:hint="eastAsia"/>
-        </w:rPr>
-        <w:t>全是在l1与l2的旧节点上进行操作</w:t>
+        <w:t>后 就会使re链表的元素递减排列,且操作过程中并没有new一个新的结点,全是在l1与l2的旧节点上进行操作</w:t>
       </w:r>
     </w:p>
     <w:p>
@@ -1707,103 +1152,31 @@
         <w:rPr>
           <w:rFonts w:hint="eastAsia"/>
         </w:rPr>
-        <w:t>复杂</w:t>
-      </w:r>
-      <w:proofErr w:type="gramStart"/>
-      <w:r>
-        <w:rPr>
-          <w:rFonts w:hint="eastAsia"/>
-        </w:rPr>
-        <w:t>度:</w:t>
-      </w:r>
-      <w:proofErr w:type="gramEnd"/>
-      <w:r>
-        <w:rPr>
-          <w:rFonts w:hint="eastAsia"/>
-        </w:rPr>
-        <w:t>整体操作只对l1与l2进行</w:t>
-      </w:r>
-      <w:proofErr w:type="gramStart"/>
-      <w:r>
-        <w:rPr>
-          <w:rFonts w:hint="eastAsia"/>
-        </w:rPr>
-        <w:t>遍历,</w:t>
-      </w:r>
-      <w:proofErr w:type="gramEnd"/>
-      <w:r>
-        <w:rPr>
-          <w:rFonts w:hint="eastAsia"/>
-        </w:rPr>
-        <w:t>复杂度应该为O(n+m</w:t>
-      </w:r>
-      <w:proofErr w:type="gramStart"/>
-      <w:r>
-        <w:rPr>
-          <w:rFonts w:hint="eastAsia"/>
-        </w:rPr>
-        <w:t>)  (</w:t>
-      </w:r>
-      <w:proofErr w:type="gramEnd"/>
-      <w:r>
-        <w:rPr>
-          <w:rFonts w:hint="eastAsia"/>
-        </w:rPr>
-        <w:t>n为l1的长度,m为l2的</w:t>
-      </w:r>
-      <w:proofErr w:type="gramStart"/>
-      <w:r>
-        <w:rPr>
-          <w:rFonts w:hint="eastAsia"/>
-        </w:rPr>
-        <w:t>长度)</w:t>
-      </w:r>
-      <w:proofErr w:type="gramEnd"/>
-      <w:r>
-        <w:rPr>
-          <w:rFonts w:hint="eastAsia"/>
-        </w:rPr>
-        <w:t xml:space="preserve"> </w:t>
-      </w:r>
-      <w:proofErr w:type="gramStart"/>
-      <w:r>
-        <w:rPr>
-          <w:rFonts w:hint="eastAsia"/>
-        </w:rPr>
-        <w:t>换算后  用</w:t>
-      </w:r>
-      <w:proofErr w:type="gramEnd"/>
-      <w:r>
-        <w:rPr>
-          <w:rFonts w:hint="eastAsia"/>
-        </w:rPr>
-        <w:t>O</w:t>
-      </w:r>
-      <w:proofErr w:type="gramStart"/>
-      <w:r>
-        <w:rPr>
-          <w:rFonts w:hint="eastAsia"/>
-        </w:rPr>
-        <w:t>(n)</w:t>
-      </w:r>
-      <w:proofErr w:type="gramEnd"/>
-      <w:r>
-        <w:rPr>
-          <w:rFonts w:hint="eastAsia"/>
-        </w:rPr>
-        <w:t>表示也许行吧</w:t>
+        <w:t>复杂度:整体操作只对l1与l2进行遍历,复杂度应该为O(</w:t>
+      </w:r>
+      <w:proofErr w:type="spellStart"/>
+      <w:r>
+        <w:rPr>
+          <w:rFonts w:hint="eastAsia"/>
+        </w:rPr>
+        <w:t>n+m</w:t>
+      </w:r>
+      <w:proofErr w:type="spellEnd"/>
+      <w:r>
+        <w:rPr>
+          <w:rFonts w:hint="eastAsia"/>
+        </w:rPr>
+        <w:t>)  (n为l1的长度,m为l2的长度) 换算后  用O(n)表示也许行吧</w:t>
       </w:r>
     </w:p>
     <w:p/>
     <w:p>
-      <w:proofErr w:type="gramStart"/>
       <w:r>
         <w:rPr>
           <w:rFonts w:hint="eastAsia"/>
         </w:rPr>
         <w:t>代码:</w:t>
       </w:r>
-      <w:proofErr w:type="gramEnd"/>
     </w:p>
     <w:p>
       <w:r>
@@ -1811,8 +1184,21 @@
       </w:r>
     </w:p>
     <w:p>
-      <w:r>
-        <w:t>Linklist&lt;element&gt; fun3(Linklist&lt;element&gt; &amp;l1,Linklist&lt;element&gt; &amp;l2)//实现题目3的要求</w:t>
+      <w:proofErr w:type="spellStart"/>
+      <w:r>
+        <w:t>Linklist</w:t>
+      </w:r>
+      <w:proofErr w:type="spellEnd"/>
+      <w:r>
+        <w:t>&lt;element&gt; fun3(</w:t>
+      </w:r>
+      <w:proofErr w:type="spellStart"/>
+      <w:r>
+        <w:t>Linklist</w:t>
+      </w:r>
+      <w:proofErr w:type="spellEnd"/>
+      <w:r>
+        <w:t>&lt;element&gt; &amp;l1,Linklist&lt;element&gt; &amp;l2)//实现题目3的要求</w:t>
       </w:r>
     </w:p>
     <w:p>
@@ -1822,18 +1208,26 @@
     </w:p>
     <w:p>
       <w:r>
-        <w:t>    Linklist&lt;element&gt; re;</w:t>
+        <w:t xml:space="preserve">    </w:t>
+      </w:r>
+      <w:proofErr w:type="spellStart"/>
+      <w:r>
+        <w:t>Linklist</w:t>
+      </w:r>
+      <w:proofErr w:type="spellEnd"/>
+      <w:r>
+        <w:t>&lt;element&gt; re;</w:t>
       </w:r>
     </w:p>
     <w:p>
       <w:r>
         <w:t>    //node&lt;element&gt; *work=</w:t>
       </w:r>
-      <w:proofErr w:type="gramStart"/>
+      <w:proofErr w:type="spellStart"/>
       <w:r>
         <w:t>re.head</w:t>
       </w:r>
-      <w:proofErr w:type="gramEnd"/>
+      <w:proofErr w:type="spellEnd"/>
       <w:r>
         <w:t>-&gt;next;</w:t>
       </w:r>
@@ -1850,15 +1244,7 @@
     </w:p>
     <w:p>
       <w:r>
-        <w:t>    //因为l1与l2是递增</w:t>
-      </w:r>
-      <w:proofErr w:type="gramStart"/>
-      <w:r>
-        <w:t>的,</w:t>
-      </w:r>
-      <w:proofErr w:type="gramEnd"/>
-      <w:r>
-        <w:t>要实现re的递减最简单方法就是头插实现倒序插入</w:t>
+        <w:t>    //因为l1与l2是递增的,要实现re的递减最简单方法就是头插实现倒序插入</w:t>
       </w:r>
     </w:p>
     <w:p>
@@ -1900,18 +1286,26 @@
     </w:p>
     <w:p>
       <w:r>
-        <w:t>                node&lt;element&gt; *tmp=p1-&gt;next;</w:t>
+        <w:t>                node&lt;element&gt; *</w:t>
+      </w:r>
+      <w:proofErr w:type="spellStart"/>
+      <w:r>
+        <w:t>tmp</w:t>
+      </w:r>
+      <w:proofErr w:type="spellEnd"/>
+      <w:r>
+        <w:t>=p1-&gt;next;</w:t>
       </w:r>
     </w:p>
     <w:p>
       <w:r>
         <w:t xml:space="preserve">                </w:t>
       </w:r>
-      <w:proofErr w:type="gramStart"/>
+      <w:proofErr w:type="spellStart"/>
       <w:r>
         <w:t>re.count</w:t>
       </w:r>
-      <w:proofErr w:type="gramEnd"/>
+      <w:proofErr w:type="spellEnd"/>
       <w:r>
         <w:t>++;</w:t>
       </w:r>
@@ -1920,11 +1314,11 @@
       <w:r>
         <w:t>                p1-&gt;next=</w:t>
       </w:r>
-      <w:proofErr w:type="gramStart"/>
+      <w:proofErr w:type="spellStart"/>
       <w:r>
         <w:t>re.head</w:t>
       </w:r>
-      <w:proofErr w:type="gramEnd"/>
+      <w:proofErr w:type="spellEnd"/>
       <w:r>
         <w:t>-&gt;next;</w:t>
       </w:r>
@@ -1933,18 +1327,26 @@
       <w:r>
         <w:t xml:space="preserve">                </w:t>
       </w:r>
-      <w:proofErr w:type="gramStart"/>
+      <w:proofErr w:type="spellStart"/>
       <w:r>
         <w:t>re.head</w:t>
       </w:r>
-      <w:proofErr w:type="gramEnd"/>
+      <w:proofErr w:type="spellEnd"/>
       <w:r>
         <w:t>-&gt;next=p1;</w:t>
       </w:r>
     </w:p>
     <w:p>
       <w:r>
-        <w:t>                p1=tmp;</w:t>
+        <w:t>                p1=</w:t>
+      </w:r>
+      <w:proofErr w:type="spellStart"/>
+      <w:r>
+        <w:t>tmp</w:t>
+      </w:r>
+      <w:proofErr w:type="spellEnd"/>
+      <w:r>
+        <w:t>;</w:t>
       </w:r>
     </w:p>
     <w:p>
@@ -1964,18 +1366,26 @@
     </w:p>
     <w:p>
       <w:r>
-        <w:t>                node&lt;element&gt; *tmp=p2-&gt;next;</w:t>
+        <w:t>                node&lt;element&gt; *</w:t>
+      </w:r>
+      <w:proofErr w:type="spellStart"/>
+      <w:r>
+        <w:t>tmp</w:t>
+      </w:r>
+      <w:proofErr w:type="spellEnd"/>
+      <w:r>
+        <w:t>=p2-&gt;next;</w:t>
       </w:r>
     </w:p>
     <w:p>
       <w:r>
         <w:t xml:space="preserve">                </w:t>
       </w:r>
-      <w:proofErr w:type="gramStart"/>
+      <w:proofErr w:type="spellStart"/>
       <w:r>
         <w:t>re.count</w:t>
       </w:r>
-      <w:proofErr w:type="gramEnd"/>
+      <w:proofErr w:type="spellEnd"/>
       <w:r>
         <w:t>++;</w:t>
       </w:r>
@@ -1984,11 +1394,11 @@
       <w:r>
         <w:t>                p2-&gt;next=</w:t>
       </w:r>
-      <w:proofErr w:type="gramStart"/>
+      <w:proofErr w:type="spellStart"/>
       <w:r>
         <w:t>re.head</w:t>
       </w:r>
-      <w:proofErr w:type="gramEnd"/>
+      <w:proofErr w:type="spellEnd"/>
       <w:r>
         <w:t>-&gt;next;</w:t>
       </w:r>
@@ -1997,18 +1407,26 @@
       <w:r>
         <w:t xml:space="preserve">                </w:t>
       </w:r>
-      <w:proofErr w:type="gramStart"/>
+      <w:proofErr w:type="spellStart"/>
       <w:r>
         <w:t>re.head</w:t>
       </w:r>
-      <w:proofErr w:type="gramEnd"/>
+      <w:proofErr w:type="spellEnd"/>
       <w:r>
         <w:t>-&gt;next=p2;</w:t>
       </w:r>
     </w:p>
     <w:p>
       <w:r>
-        <w:t>                p2=tmp;</w:t>
+        <w:t>                p2=</w:t>
+      </w:r>
+      <w:proofErr w:type="spellStart"/>
+      <w:r>
+        <w:t>tmp</w:t>
+      </w:r>
+      <w:proofErr w:type="spellEnd"/>
+      <w:r>
+        <w:t>;</w:t>
       </w:r>
     </w:p>
     <w:p>
@@ -2028,15 +1446,23 @@
     </w:p>
     <w:p>
       <w:r>
-        <w:t>       if(p1==nullptr&amp;&amp;p</w:t>
-      </w:r>
-      <w:proofErr w:type="gramStart"/>
-      <w:r>
-        <w:t>2!=</w:t>
-      </w:r>
-      <w:proofErr w:type="gramEnd"/>
-      <w:r>
-        <w:t>nullptr)</w:t>
+        <w:t>       if(p1==</w:t>
+      </w:r>
+      <w:proofErr w:type="spellStart"/>
+      <w:r>
+        <w:t>nullptr</w:t>
+      </w:r>
+      <w:proofErr w:type="spellEnd"/>
+      <w:r>
+        <w:t>&amp;&amp;p2!=</w:t>
+      </w:r>
+      <w:proofErr w:type="spellStart"/>
+      <w:r>
+        <w:t>nullptr</w:t>
+      </w:r>
+      <w:proofErr w:type="spellEnd"/>
+      <w:r>
+        <w:t>)</w:t>
       </w:r>
     </w:p>
     <w:p>
@@ -2046,18 +1472,26 @@
     </w:p>
     <w:p>
       <w:r>
-        <w:t>        node&lt;element&gt; *tmp=p2-&gt;next;</w:t>
+        <w:t>        node&lt;element&gt; *</w:t>
+      </w:r>
+      <w:proofErr w:type="spellStart"/>
+      <w:r>
+        <w:t>tmp</w:t>
+      </w:r>
+      <w:proofErr w:type="spellEnd"/>
+      <w:r>
+        <w:t>=p2-&gt;next;</w:t>
       </w:r>
     </w:p>
     <w:p>
       <w:r>
         <w:t xml:space="preserve">        </w:t>
       </w:r>
-      <w:proofErr w:type="gramStart"/>
+      <w:proofErr w:type="spellStart"/>
       <w:r>
         <w:t>re.count</w:t>
       </w:r>
-      <w:proofErr w:type="gramEnd"/>
+      <w:proofErr w:type="spellEnd"/>
       <w:r>
         <w:t>++;</w:t>
       </w:r>
@@ -2066,11 +1500,11 @@
       <w:r>
         <w:t>        p2-&gt;next=</w:t>
       </w:r>
-      <w:proofErr w:type="gramStart"/>
+      <w:proofErr w:type="spellStart"/>
       <w:r>
         <w:t>re.head</w:t>
       </w:r>
-      <w:proofErr w:type="gramEnd"/>
+      <w:proofErr w:type="spellEnd"/>
       <w:r>
         <w:t>-&gt;next;</w:t>
       </w:r>
@@ -2079,18 +1513,26 @@
       <w:r>
         <w:t xml:space="preserve">        </w:t>
       </w:r>
-      <w:proofErr w:type="gramStart"/>
+      <w:proofErr w:type="spellStart"/>
       <w:r>
         <w:t>re.head</w:t>
       </w:r>
-      <w:proofErr w:type="gramEnd"/>
+      <w:proofErr w:type="spellEnd"/>
       <w:r>
         <w:t>-&gt;next=p2;</w:t>
       </w:r>
     </w:p>
     <w:p>
       <w:r>
-        <w:t>        p2=tmp;</w:t>
+        <w:t>        p2=</w:t>
+      </w:r>
+      <w:proofErr w:type="spellStart"/>
+      <w:r>
+        <w:t>tmp</w:t>
+      </w:r>
+      <w:proofErr w:type="spellEnd"/>
+      <w:r>
+        <w:t>;</w:t>
       </w:r>
     </w:p>
     <w:p>
@@ -2100,15 +1542,23 @@
     </w:p>
     <w:p>
       <w:r>
-        <w:t>       if(p2==nullptr&amp;&amp;p</w:t>
-      </w:r>
-      <w:proofErr w:type="gramStart"/>
-      <w:r>
-        <w:t>1!=</w:t>
-      </w:r>
-      <w:proofErr w:type="gramEnd"/>
-      <w:r>
-        <w:t>nullptr)</w:t>
+        <w:t>       if(p2==</w:t>
+      </w:r>
+      <w:proofErr w:type="spellStart"/>
+      <w:r>
+        <w:t>nullptr</w:t>
+      </w:r>
+      <w:proofErr w:type="spellEnd"/>
+      <w:r>
+        <w:t>&amp;&amp;p1!=</w:t>
+      </w:r>
+      <w:proofErr w:type="spellStart"/>
+      <w:r>
+        <w:t>nullptr</w:t>
+      </w:r>
+      <w:proofErr w:type="spellEnd"/>
+      <w:r>
+        <w:t>)</w:t>
       </w:r>
     </w:p>
     <w:p>
@@ -2119,18 +1569,26 @@
     </w:p>
     <w:p>
       <w:r>
-        <w:t>        node&lt;element&gt; *tmp=p1-&gt;next;</w:t>
+        <w:t>        node&lt;element&gt; *</w:t>
+      </w:r>
+      <w:proofErr w:type="spellStart"/>
+      <w:r>
+        <w:t>tmp</w:t>
+      </w:r>
+      <w:proofErr w:type="spellEnd"/>
+      <w:r>
+        <w:t>=p1-&gt;next;</w:t>
       </w:r>
     </w:p>
     <w:p>
       <w:r>
         <w:t xml:space="preserve">        </w:t>
       </w:r>
-      <w:proofErr w:type="gramStart"/>
+      <w:proofErr w:type="spellStart"/>
       <w:r>
         <w:t>re.count</w:t>
       </w:r>
-      <w:proofErr w:type="gramEnd"/>
+      <w:proofErr w:type="spellEnd"/>
       <w:r>
         <w:t>++;</w:t>
       </w:r>
@@ -2139,11 +1597,11 @@
       <w:r>
         <w:t>        p1-&gt;next=</w:t>
       </w:r>
-      <w:proofErr w:type="gramStart"/>
+      <w:proofErr w:type="spellStart"/>
       <w:r>
         <w:t>re.head</w:t>
       </w:r>
-      <w:proofErr w:type="gramEnd"/>
+      <w:proofErr w:type="spellEnd"/>
       <w:r>
         <w:t>-&gt;next;</w:t>
       </w:r>
@@ -2152,18 +1610,26 @@
       <w:r>
         <w:t xml:space="preserve">        </w:t>
       </w:r>
-      <w:proofErr w:type="gramStart"/>
+      <w:proofErr w:type="spellStart"/>
       <w:r>
         <w:t>re.head</w:t>
       </w:r>
-      <w:proofErr w:type="gramEnd"/>
+      <w:proofErr w:type="spellEnd"/>
       <w:r>
         <w:t>-&gt;next=p1;</w:t>
       </w:r>
     </w:p>
     <w:p>
       <w:r>
-        <w:t>        p1=tmp;</w:t>
+        <w:t>        p1=</w:t>
+      </w:r>
+      <w:proofErr w:type="spellStart"/>
+      <w:r>
+        <w:t>tmp</w:t>
+      </w:r>
+      <w:proofErr w:type="spellEnd"/>
+      <w:r>
+        <w:t>;</w:t>
       </w:r>
     </w:p>
     <w:p>
@@ -2204,23 +1670,10 @@
         <w:rPr>
           <w:rFonts w:hint="eastAsia"/>
         </w:rPr>
-        <w:t>实例</w:t>
-      </w:r>
-      <w:proofErr w:type="gramStart"/>
-      <w:r>
-        <w:rPr>
-          <w:rFonts w:hint="eastAsia"/>
-        </w:rPr>
-        <w:t>演示:</w:t>
-      </w:r>
-      <w:proofErr w:type="gramEnd"/>
-    </w:p>
-    <w:p>
-      <w:pPr>
-        <w:rPr>
-          <w:rFonts w:hint="eastAsia"/>
-        </w:rPr>
-      </w:pPr>
+        <w:t>实例演示:</w:t>
+      </w:r>
+    </w:p>
+    <w:p>
       <w:r>
         <w:rPr>
           <w:noProof/>
@@ -2250,6 +1703,1465 @@
                     <a:xfrm>
                       <a:off x="0" y="0"/>
                       <a:ext cx="5274310" cy="2966720"/>
+                    </a:xfrm>
+                    <a:prstGeom prst="rect">
+                      <a:avLst/>
+                    </a:prstGeom>
+                  </pic:spPr>
+                </pic:pic>
+              </a:graphicData>
+            </a:graphic>
+          </wp:inline>
+        </w:drawing>
+      </w:r>
+    </w:p>
+    <w:p/>
+    <w:p/>
+    <w:p/>
+    <w:p>
+      <w:pPr>
+        <w:rPr>
+          <w:b/>
+          <w:bCs/>
+        </w:rPr>
+      </w:pPr>
+      <w:r>
+        <w:rPr>
+          <w:rFonts w:hint="eastAsia"/>
+          <w:b/>
+          <w:bCs/>
+        </w:rPr>
+        <w:lastRenderedPageBreak/>
+        <w:t>第4题</w:t>
+      </w:r>
+    </w:p>
+    <w:p>
+      <w:r>
+        <w:rPr>
+          <w:b/>
+          <w:bCs/>
+        </w:rPr>
+        <w:tab/>
+      </w:r>
+      <w:r>
+        <w:rPr>
+          <w:rFonts w:hint="eastAsia"/>
+        </w:rPr>
+        <w:t>这题具体思路就是对每个节点增加depth频度域,每一次find到都会+1  然后为了节省效率,可以在每一次find后只对该节点的前一个比较即可,  比前面的depth大了就前移,继续比较直到小于前面的或者挪移到了头指针旁边</w:t>
+      </w:r>
+    </w:p>
+    <w:p>
+      <w:pPr>
+        <w:rPr>
+          <w:rFonts w:hint="eastAsia"/>
+        </w:rPr>
+      </w:pPr>
+      <w:r>
+        <w:tab/>
+      </w:r>
+      <w:r>
+        <w:rPr>
+          <w:rFonts w:hint="eastAsia"/>
+        </w:rPr>
+        <w:t>总体时间消耗在于 第一次遍历找有没有要查找的元素  第二次与前面节点比较 所以时间复杂度为O(n)</w:t>
+      </w:r>
+    </w:p>
+    <w:p/>
+    <w:p/>
+    <w:p>
+      <w:r>
+        <w:rPr>
+          <w:rFonts w:hint="eastAsia"/>
+        </w:rPr>
+        <w:t>代码:</w:t>
+      </w:r>
+    </w:p>
+    <w:p>
+      <w:r>
+        <w:t>#include&lt;iostream&gt;</w:t>
+      </w:r>
+    </w:p>
+    <w:p/>
+    <w:p>
+      <w:r>
+        <w:t>using namespace std;</w:t>
+      </w:r>
+    </w:p>
+    <w:p/>
+    <w:p>
+      <w:r>
+        <w:t>template&lt;class element&gt;</w:t>
+      </w:r>
+    </w:p>
+    <w:p>
+      <w:r>
+        <w:t>struct node</w:t>
+      </w:r>
+    </w:p>
+    <w:p>
+      <w:r>
+        <w:t>{</w:t>
+      </w:r>
+    </w:p>
+    <w:p>
+      <w:r>
+        <w:t>    element data;</w:t>
+      </w:r>
+    </w:p>
+    <w:p>
+      <w:r>
+        <w:t>    node* next;</w:t>
+      </w:r>
+    </w:p>
+    <w:p>
+      <w:r>
+        <w:t>    node* pre;</w:t>
+      </w:r>
+    </w:p>
+    <w:p>
+      <w:r>
+        <w:t>    int depth=0;//频度域</w:t>
+      </w:r>
+    </w:p>
+    <w:p>
+      <w:r>
+        <w:t>};</w:t>
+      </w:r>
+    </w:p>
+    <w:p/>
+    <w:p>
+      <w:r>
+        <w:t>template &lt;class element&gt;</w:t>
+      </w:r>
+    </w:p>
+    <w:p>
+      <w:r>
+        <w:t xml:space="preserve">class </w:t>
+      </w:r>
+      <w:proofErr w:type="spellStart"/>
+      <w:r>
+        <w:t>Dlinklist</w:t>
+      </w:r>
+      <w:proofErr w:type="spellEnd"/>
+    </w:p>
+    <w:p>
+      <w:r>
+        <w:t>{</w:t>
+      </w:r>
+    </w:p>
+    <w:p>
+      <w:r>
+        <w:t>public:</w:t>
+      </w:r>
+    </w:p>
+    <w:p>
+      <w:proofErr w:type="spellStart"/>
+      <w:r>
+        <w:t>Dlinklist</w:t>
+      </w:r>
+      <w:proofErr w:type="spellEnd"/>
+      <w:r>
+        <w:t>()</w:t>
+      </w:r>
+    </w:p>
+    <w:p>
+      <w:r>
+        <w:t>{</w:t>
+      </w:r>
+    </w:p>
+    <w:p>
+      <w:r>
+        <w:lastRenderedPageBreak/>
+        <w:t>    node&lt;element&gt;* h=new node&lt;element&gt;;</w:t>
+      </w:r>
+    </w:p>
+    <w:p>
+      <w:r>
+        <w:t>    h-&gt;next=</w:t>
+      </w:r>
+      <w:proofErr w:type="spellStart"/>
+      <w:r>
+        <w:t>nullptr</w:t>
+      </w:r>
+      <w:proofErr w:type="spellEnd"/>
+      <w:r>
+        <w:t>;</w:t>
+      </w:r>
+    </w:p>
+    <w:p>
+      <w:r>
+        <w:t>    h-&gt;pre=</w:t>
+      </w:r>
+      <w:proofErr w:type="spellStart"/>
+      <w:r>
+        <w:t>nullptr</w:t>
+      </w:r>
+      <w:proofErr w:type="spellEnd"/>
+      <w:r>
+        <w:t>;</w:t>
+      </w:r>
+    </w:p>
+    <w:p>
+      <w:r>
+        <w:t>}</w:t>
+      </w:r>
+    </w:p>
+    <w:p>
+      <w:proofErr w:type="spellStart"/>
+      <w:r>
+        <w:t>Dlinklist</w:t>
+      </w:r>
+      <w:proofErr w:type="spellEnd"/>
+      <w:r>
+        <w:t>(element a[],int n)</w:t>
+      </w:r>
+    </w:p>
+    <w:p>
+      <w:r>
+        <w:t>{</w:t>
+      </w:r>
+    </w:p>
+    <w:p>
+      <w:r>
+        <w:t>    node&lt;element&gt;* h=new node&lt;element&gt;;</w:t>
+      </w:r>
+    </w:p>
+    <w:p>
+      <w:r>
+        <w:t>    h-&gt;next=</w:t>
+      </w:r>
+      <w:proofErr w:type="spellStart"/>
+      <w:r>
+        <w:t>nullptr</w:t>
+      </w:r>
+      <w:proofErr w:type="spellEnd"/>
+      <w:r>
+        <w:t>;</w:t>
+      </w:r>
+    </w:p>
+    <w:p>
+      <w:r>
+        <w:t>    h-&gt;pre=</w:t>
+      </w:r>
+      <w:proofErr w:type="spellStart"/>
+      <w:r>
+        <w:t>nullptr</w:t>
+      </w:r>
+      <w:proofErr w:type="spellEnd"/>
+      <w:r>
+        <w:t>;</w:t>
+      </w:r>
+    </w:p>
+    <w:p>
+      <w:r>
+        <w:t xml:space="preserve">    for(int </w:t>
+      </w:r>
+      <w:proofErr w:type="spellStart"/>
+      <w:r>
+        <w:t>i</w:t>
+      </w:r>
+      <w:proofErr w:type="spellEnd"/>
+      <w:r>
+        <w:t>=n-1;i&gt;=0;--</w:t>
+      </w:r>
+      <w:proofErr w:type="spellStart"/>
+      <w:r>
+        <w:t>i</w:t>
+      </w:r>
+      <w:proofErr w:type="spellEnd"/>
+      <w:r>
+        <w:t>)//从a的最后一个开始头插进去，使得链表中的元素与a中的元素顺序一样</w:t>
+      </w:r>
+    </w:p>
+    <w:p>
+      <w:r>
+        <w:t>    {</w:t>
+      </w:r>
+    </w:p>
+    <w:p>
+      <w:r>
+        <w:t>        node&lt;element&gt; *p=new node&lt;element&gt;;</w:t>
+      </w:r>
+    </w:p>
+    <w:p>
+      <w:r>
+        <w:t>        p-&gt;data=a[</w:t>
+      </w:r>
+      <w:proofErr w:type="spellStart"/>
+      <w:r>
+        <w:t>i</w:t>
+      </w:r>
+      <w:proofErr w:type="spellEnd"/>
+      <w:r>
+        <w:t>];</w:t>
+      </w:r>
+    </w:p>
+    <w:p>
+      <w:r>
+        <w:t>        p-&gt;next=h-&gt;next;</w:t>
+      </w:r>
+    </w:p>
+    <w:p>
+      <w:r>
+        <w:t>        p-&gt;next-&gt;pre=p;</w:t>
+      </w:r>
+    </w:p>
+    <w:p>
+      <w:r>
+        <w:t>        h-&gt;next=p;</w:t>
+      </w:r>
+    </w:p>
+    <w:p>
+      <w:r>
+        <w:t>        p-&gt;pre=h;</w:t>
+      </w:r>
+    </w:p>
+    <w:p>
+      <w:r>
+        <w:t>    }</w:t>
+      </w:r>
+    </w:p>
+    <w:p>
+      <w:r>
+        <w:t>}</w:t>
+      </w:r>
+    </w:p>
+    <w:p>
+      <w:r>
+        <w:t>~</w:t>
+      </w:r>
+      <w:proofErr w:type="spellStart"/>
+      <w:r>
+        <w:t>Dlinklist</w:t>
+      </w:r>
+      <w:proofErr w:type="spellEnd"/>
+      <w:r>
+        <w:t>()</w:t>
+      </w:r>
+    </w:p>
+    <w:p>
+      <w:r>
+        <w:t>{</w:t>
+      </w:r>
+    </w:p>
+    <w:p>
+      <w:r>
+        <w:t>    node&lt;element&gt;*p=head;</w:t>
+      </w:r>
+    </w:p>
+    <w:p>
+      <w:r>
+        <w:t>    while(p)</w:t>
+      </w:r>
+    </w:p>
+    <w:p>
+      <w:r>
+        <w:t>    {</w:t>
+      </w:r>
+    </w:p>
+    <w:p>
+      <w:r>
+        <w:t>        node&lt;element&gt;*</w:t>
+      </w:r>
+      <w:proofErr w:type="spellStart"/>
+      <w:r>
+        <w:t>tmp</w:t>
+      </w:r>
+      <w:proofErr w:type="spellEnd"/>
+      <w:r>
+        <w:t>=p-&gt;next;</w:t>
+      </w:r>
+    </w:p>
+    <w:p>
+      <w:r>
+        <w:t>        delete p;</w:t>
+      </w:r>
+    </w:p>
+    <w:p>
+      <w:r>
+        <w:lastRenderedPageBreak/>
+        <w:t>        p=</w:t>
+      </w:r>
+      <w:proofErr w:type="spellStart"/>
+      <w:r>
+        <w:t>tmp</w:t>
+      </w:r>
+      <w:proofErr w:type="spellEnd"/>
+      <w:r>
+        <w:t>;</w:t>
+      </w:r>
+    </w:p>
+    <w:p>
+      <w:r>
+        <w:t>    }</w:t>
+      </w:r>
+    </w:p>
+    <w:p>
+      <w:r>
+        <w:t>}</w:t>
+      </w:r>
+    </w:p>
+    <w:p>
+      <w:r>
+        <w:t xml:space="preserve">void </w:t>
+      </w:r>
+      <w:proofErr w:type="spellStart"/>
+      <w:r>
+        <w:t>push_back</w:t>
+      </w:r>
+      <w:proofErr w:type="spellEnd"/>
+      <w:r>
+        <w:t>(element d)</w:t>
+      </w:r>
+    </w:p>
+    <w:p>
+      <w:r>
+        <w:t>{</w:t>
+      </w:r>
+    </w:p>
+    <w:p>
+      <w:r>
+        <w:t>    count++;</w:t>
+      </w:r>
+    </w:p>
+    <w:p>
+      <w:r>
+        <w:t>    node&lt;element&gt;*x=new node&lt;element&gt;;</w:t>
+      </w:r>
+    </w:p>
+    <w:p>
+      <w:r>
+        <w:t>    node&lt;element&gt; *p=head;</w:t>
+      </w:r>
+    </w:p>
+    <w:p>
+      <w:r>
+        <w:t>    while(p-&gt;next!=</w:t>
+      </w:r>
+      <w:proofErr w:type="spellStart"/>
+      <w:r>
+        <w:t>nullptr</w:t>
+      </w:r>
+      <w:proofErr w:type="spellEnd"/>
+      <w:r>
+        <w:t>)</w:t>
+      </w:r>
+    </w:p>
+    <w:p>
+      <w:r>
+        <w:t>    {</w:t>
+      </w:r>
+    </w:p>
+    <w:p>
+      <w:r>
+        <w:t>        p=p-&gt;next;</w:t>
+      </w:r>
+    </w:p>
+    <w:p>
+      <w:r>
+        <w:t>    }</w:t>
+      </w:r>
+    </w:p>
+    <w:p>
+      <w:r>
+        <w:t>    p-&gt;next=x;</w:t>
+      </w:r>
+    </w:p>
+    <w:p>
+      <w:r>
+        <w:t>    x-&gt;pre=p;</w:t>
+      </w:r>
+    </w:p>
+    <w:p>
+      <w:r>
+        <w:t>    x-&gt;next=</w:t>
+      </w:r>
+      <w:proofErr w:type="spellStart"/>
+      <w:r>
+        <w:t>nullptr</w:t>
+      </w:r>
+      <w:proofErr w:type="spellEnd"/>
+      <w:r>
+        <w:t>;</w:t>
+      </w:r>
+    </w:p>
+    <w:p>
+      <w:r>
+        <w:t>    x-&gt;data=d;</w:t>
+      </w:r>
+    </w:p>
+    <w:p/>
+    <w:p>
+      <w:r>
+        <w:t>}</w:t>
+      </w:r>
+    </w:p>
+    <w:p>
+      <w:r>
+        <w:t xml:space="preserve">void </w:t>
+      </w:r>
+      <w:proofErr w:type="spellStart"/>
+      <w:r>
+        <w:t>print_list</w:t>
+      </w:r>
+      <w:proofErr w:type="spellEnd"/>
+      <w:r>
+        <w:t>()</w:t>
+      </w:r>
+    </w:p>
+    <w:p>
+      <w:r>
+        <w:t>{</w:t>
+      </w:r>
+    </w:p>
+    <w:p>
+      <w:r>
+        <w:t xml:space="preserve">    </w:t>
+      </w:r>
+    </w:p>
+    <w:p>
+      <w:r>
+        <w:t>    node&lt;element&gt;*p=head-&gt;next;</w:t>
+      </w:r>
+    </w:p>
+    <w:p>
+      <w:r>
+        <w:t>    if(p==</w:t>
+      </w:r>
+      <w:proofErr w:type="spellStart"/>
+      <w:r>
+        <w:t>nullptr</w:t>
+      </w:r>
+      <w:proofErr w:type="spellEnd"/>
+      <w:r>
+        <w:t>)</w:t>
+      </w:r>
+    </w:p>
+    <w:p>
+      <w:r>
+        <w:t>    {</w:t>
+      </w:r>
+    </w:p>
+    <w:p>
+      <w:r>
+        <w:t xml:space="preserve">        </w:t>
+      </w:r>
+      <w:proofErr w:type="spellStart"/>
+      <w:r>
+        <w:t>cout</w:t>
+      </w:r>
+      <w:proofErr w:type="spellEnd"/>
+      <w:r>
+        <w:t>&lt;&lt;"空链表"&lt;&lt;</w:t>
+      </w:r>
+      <w:proofErr w:type="spellStart"/>
+      <w:r>
+        <w:t>endl</w:t>
+      </w:r>
+      <w:proofErr w:type="spellEnd"/>
+      <w:r>
+        <w:t>;</w:t>
+      </w:r>
+    </w:p>
+    <w:p>
+      <w:r>
+        <w:t>        return ;</w:t>
+      </w:r>
+    </w:p>
+    <w:p>
+      <w:r>
+        <w:t>    }</w:t>
+      </w:r>
+    </w:p>
+    <w:p>
+      <w:r>
+        <w:lastRenderedPageBreak/>
+        <w:t xml:space="preserve">    </w:t>
+      </w:r>
+      <w:proofErr w:type="spellStart"/>
+      <w:r>
+        <w:t>cout</w:t>
+      </w:r>
+      <w:proofErr w:type="spellEnd"/>
+      <w:r>
+        <w:t>&lt;&lt;p-&gt;data&lt;&lt;"-&gt;";</w:t>
+      </w:r>
+    </w:p>
+    <w:p>
+      <w:r>
+        <w:t>    p=p-&gt;next;</w:t>
+      </w:r>
+    </w:p>
+    <w:p>
+      <w:r>
+        <w:t>    while(p-&gt;next!=</w:t>
+      </w:r>
+      <w:proofErr w:type="spellStart"/>
+      <w:r>
+        <w:t>nullptr</w:t>
+      </w:r>
+      <w:proofErr w:type="spellEnd"/>
+      <w:r>
+        <w:t>)</w:t>
+      </w:r>
+    </w:p>
+    <w:p>
+      <w:r>
+        <w:t>    {</w:t>
+      </w:r>
+    </w:p>
+    <w:p>
+      <w:r>
+        <w:t xml:space="preserve">            </w:t>
+      </w:r>
+      <w:proofErr w:type="spellStart"/>
+      <w:r>
+        <w:t>cout</w:t>
+      </w:r>
+      <w:proofErr w:type="spellEnd"/>
+      <w:r>
+        <w:t>&lt;&lt;"&lt;-"&lt;&lt;p-&gt;data&lt;&lt;"-&gt;";</w:t>
+      </w:r>
+    </w:p>
+    <w:p>
+      <w:r>
+        <w:t>            p=p-&gt;next;</w:t>
+      </w:r>
+    </w:p>
+    <w:p>
+      <w:r>
+        <w:t>    }</w:t>
+      </w:r>
+    </w:p>
+    <w:p>
+      <w:r>
+        <w:t xml:space="preserve">    </w:t>
+      </w:r>
+      <w:proofErr w:type="spellStart"/>
+      <w:r>
+        <w:t>cout</w:t>
+      </w:r>
+      <w:proofErr w:type="spellEnd"/>
+      <w:r>
+        <w:t>&lt;&lt;p-&gt;data&lt;&lt;</w:t>
+      </w:r>
+      <w:proofErr w:type="spellStart"/>
+      <w:r>
+        <w:t>endl</w:t>
+      </w:r>
+      <w:proofErr w:type="spellEnd"/>
+      <w:r>
+        <w:t>;</w:t>
+      </w:r>
+    </w:p>
+    <w:p>
+      <w:r>
+        <w:t>}</w:t>
+      </w:r>
+    </w:p>
+    <w:p/>
+    <w:p>
+      <w:r>
+        <w:t>node&lt;element&gt;* find(element d)</w:t>
+      </w:r>
+    </w:p>
+    <w:p>
+      <w:r>
+        <w:t>{</w:t>
+      </w:r>
+    </w:p>
+    <w:p>
+      <w:r>
+        <w:t>    node&lt;element&gt;*p=head-&gt;next;</w:t>
+      </w:r>
+    </w:p>
+    <w:p>
+      <w:r>
+        <w:t>    while(p)</w:t>
+      </w:r>
+    </w:p>
+    <w:p>
+      <w:r>
+        <w:t>    {</w:t>
+      </w:r>
+    </w:p>
+    <w:p>
+      <w:r>
+        <w:t>        if(p-&gt;data==d)//但遇到重复的元素要怎么办?</w:t>
+      </w:r>
+    </w:p>
+    <w:p>
+      <w:r>
+        <w:t>            //这样写只能遇到第一次遍历到的元素</w:t>
+      </w:r>
+    </w:p>
+    <w:p>
+      <w:r>
+        <w:t>            //或许可以再遍历一遍,把重复的元素单独处理出来,只要搜索这个元素了就直接把多个指针往前移?但这也太臃肿了吧</w:t>
+      </w:r>
+    </w:p>
+    <w:p>
+      <w:r>
+        <w:t>            //额,所以先找到者先优先吧</w:t>
+      </w:r>
+    </w:p>
+    <w:p>
+      <w:r>
+        <w:t>        {</w:t>
+      </w:r>
+    </w:p>
+    <w:p>
+      <w:r>
+        <w:t>            p-&gt;depth++;//实现频度域＋1</w:t>
+      </w:r>
+    </w:p>
+    <w:p>
+      <w:r>
+        <w:t>            //接下来实现重排操作,只需要比较当前节点的频度域与前一个节点的频度域即可</w:t>
+      </w:r>
+    </w:p>
+    <w:p>
+      <w:r>
+        <w:t>            //直到小于或者到头节点就停止</w:t>
+      </w:r>
+    </w:p>
+    <w:p>
+      <w:r>
+        <w:t>            while(p-&gt;pre!=head &amp;&amp; p-&gt;depth&gt;p-&gt;pre-&gt;depth)</w:t>
+      </w:r>
+    </w:p>
+    <w:p>
+      <w:r>
+        <w:t>            {</w:t>
+      </w:r>
+    </w:p>
+    <w:p>
+      <w:r>
+        <w:lastRenderedPageBreak/>
+        <w:t>                node&lt;element&gt;*</w:t>
+      </w:r>
+      <w:proofErr w:type="spellStart"/>
+      <w:r>
+        <w:t>tmp</w:t>
+      </w:r>
+      <w:proofErr w:type="spellEnd"/>
+      <w:r>
+        <w:t>=p-&gt;pre;</w:t>
+      </w:r>
+    </w:p>
+    <w:p>
+      <w:r>
+        <w:t>                p-&gt;pre-&gt;next=p-&gt;next;</w:t>
+      </w:r>
+    </w:p>
+    <w:p>
+      <w:r>
+        <w:t>                if(p-&gt;next!=</w:t>
+      </w:r>
+      <w:proofErr w:type="spellStart"/>
+      <w:r>
+        <w:t>nullptr</w:t>
+      </w:r>
+      <w:proofErr w:type="spellEnd"/>
+      <w:r>
+        <w:t>)</w:t>
+      </w:r>
+    </w:p>
+    <w:p>
+      <w:r>
+        <w:t>                {</w:t>
+      </w:r>
+    </w:p>
+    <w:p>
+      <w:r>
+        <w:t>                    p-&gt;next-&gt;pre=p-&gt;pre;</w:t>
+      </w:r>
+    </w:p>
+    <w:p>
+      <w:r>
+        <w:t>                }</w:t>
+      </w:r>
+    </w:p>
+    <w:p>
+      <w:r>
+        <w:t>                p-&gt;next=</w:t>
+      </w:r>
+      <w:proofErr w:type="spellStart"/>
+      <w:r>
+        <w:t>tmp</w:t>
+      </w:r>
+      <w:proofErr w:type="spellEnd"/>
+      <w:r>
+        <w:t>;</w:t>
+      </w:r>
+    </w:p>
+    <w:p>
+      <w:r>
+        <w:t>                p-&gt;pre=</w:t>
+      </w:r>
+      <w:proofErr w:type="spellStart"/>
+      <w:r>
+        <w:t>tmp</w:t>
+      </w:r>
+      <w:proofErr w:type="spellEnd"/>
+      <w:r>
+        <w:t>-&gt;pre;</w:t>
+      </w:r>
+    </w:p>
+    <w:p>
+      <w:r>
+        <w:t xml:space="preserve">                </w:t>
+      </w:r>
+      <w:proofErr w:type="spellStart"/>
+      <w:r>
+        <w:t>tmp</w:t>
+      </w:r>
+      <w:proofErr w:type="spellEnd"/>
+      <w:r>
+        <w:t>-&gt;pre-&gt;next=p;</w:t>
+      </w:r>
+    </w:p>
+    <w:p>
+      <w:r>
+        <w:t xml:space="preserve">                </w:t>
+      </w:r>
+      <w:proofErr w:type="spellStart"/>
+      <w:r>
+        <w:t>tmp</w:t>
+      </w:r>
+      <w:proofErr w:type="spellEnd"/>
+      <w:r>
+        <w:t>-&gt;pre=p;</w:t>
+      </w:r>
+    </w:p>
+    <w:p>
+      <w:r>
+        <w:t>            }</w:t>
+      </w:r>
+    </w:p>
+    <w:p>
+      <w:r>
+        <w:t>            return p;</w:t>
+      </w:r>
+    </w:p>
+    <w:p>
+      <w:r>
+        <w:t>        }</w:t>
+      </w:r>
+    </w:p>
+    <w:p>
+      <w:r>
+        <w:t>        p=p-&gt;next;</w:t>
+      </w:r>
+    </w:p>
+    <w:p>
+      <w:r>
+        <w:t>    }</w:t>
+      </w:r>
+    </w:p>
+    <w:p>
+      <w:r>
+        <w:t xml:space="preserve">    return </w:t>
+      </w:r>
+      <w:proofErr w:type="spellStart"/>
+      <w:r>
+        <w:t>nullptr</w:t>
+      </w:r>
+      <w:proofErr w:type="spellEnd"/>
+      <w:r>
+        <w:t>;</w:t>
+      </w:r>
+    </w:p>
+    <w:p>
+      <w:r>
+        <w:t>}</w:t>
+      </w:r>
+    </w:p>
+    <w:p/>
+    <w:p>
+      <w:r>
+        <w:t>private:</w:t>
+      </w:r>
+    </w:p>
+    <w:p>
+      <w:r>
+        <w:t>    node&lt;element&gt;* head;</w:t>
+      </w:r>
+    </w:p>
+    <w:p>
+      <w:r>
+        <w:t xml:space="preserve">    </w:t>
+      </w:r>
+      <w:proofErr w:type="spellStart"/>
+      <w:r>
+        <w:t>size_t</w:t>
+      </w:r>
+      <w:proofErr w:type="spellEnd"/>
+      <w:r>
+        <w:t xml:space="preserve"> count;</w:t>
+      </w:r>
+    </w:p>
+    <w:p>
+      <w:r>
+        <w:t>};</w:t>
+      </w:r>
+    </w:p>
+    <w:p/>
+    <w:p>
+      <w:r>
+        <w:t>int main()</w:t>
+      </w:r>
+    </w:p>
+    <w:p>
+      <w:r>
+        <w:t>{</w:t>
+      </w:r>
+    </w:p>
+    <w:p>
+      <w:r>
+        <w:t xml:space="preserve">    </w:t>
+      </w:r>
+      <w:proofErr w:type="spellStart"/>
+      <w:r>
+        <w:t>Dlinklist</w:t>
+      </w:r>
+      <w:proofErr w:type="spellEnd"/>
+      <w:r>
+        <w:t>&lt;int&gt; l1;</w:t>
+      </w:r>
+    </w:p>
+    <w:p>
+      <w:r>
+        <w:t>    int n;</w:t>
+      </w:r>
+    </w:p>
+    <w:p>
+      <w:r>
+        <w:lastRenderedPageBreak/>
+        <w:t xml:space="preserve">    </w:t>
+      </w:r>
+      <w:proofErr w:type="spellStart"/>
+      <w:r>
+        <w:t>cout</w:t>
+      </w:r>
+      <w:proofErr w:type="spellEnd"/>
+      <w:r>
+        <w:t>&lt;&lt;"请输入链表的长度："&lt;&lt;</w:t>
+      </w:r>
+      <w:proofErr w:type="spellStart"/>
+      <w:r>
+        <w:t>endl</w:t>
+      </w:r>
+      <w:proofErr w:type="spellEnd"/>
+      <w:r>
+        <w:t>;</w:t>
+      </w:r>
+    </w:p>
+    <w:p>
+      <w:r>
+        <w:t xml:space="preserve">    </w:t>
+      </w:r>
+      <w:proofErr w:type="spellStart"/>
+      <w:r>
+        <w:t>cin</w:t>
+      </w:r>
+      <w:proofErr w:type="spellEnd"/>
+      <w:r>
+        <w:t>&gt;&gt;n;</w:t>
+      </w:r>
+    </w:p>
+    <w:p>
+      <w:r>
+        <w:t xml:space="preserve">    </w:t>
+      </w:r>
+      <w:proofErr w:type="spellStart"/>
+      <w:r>
+        <w:t>cout</w:t>
+      </w:r>
+      <w:proofErr w:type="spellEnd"/>
+      <w:r>
+        <w:t>&lt;&lt;"请输入链表的元素："&lt;&lt;</w:t>
+      </w:r>
+      <w:proofErr w:type="spellStart"/>
+      <w:r>
+        <w:t>endl</w:t>
+      </w:r>
+      <w:proofErr w:type="spellEnd"/>
+      <w:r>
+        <w:t>;</w:t>
+      </w:r>
+    </w:p>
+    <w:p>
+      <w:r>
+        <w:t xml:space="preserve">    for(int </w:t>
+      </w:r>
+      <w:proofErr w:type="spellStart"/>
+      <w:r>
+        <w:t>i</w:t>
+      </w:r>
+      <w:proofErr w:type="spellEnd"/>
+      <w:r>
+        <w:t>=0;i&lt;</w:t>
+      </w:r>
+      <w:proofErr w:type="spellStart"/>
+      <w:r>
+        <w:t>n;i</w:t>
+      </w:r>
+      <w:proofErr w:type="spellEnd"/>
+      <w:r>
+        <w:t>++)</w:t>
+      </w:r>
+    </w:p>
+    <w:p>
+      <w:r>
+        <w:t>    {</w:t>
+      </w:r>
+    </w:p>
+    <w:p>
+      <w:r>
+        <w:t xml:space="preserve">        int </w:t>
+      </w:r>
+      <w:proofErr w:type="spellStart"/>
+      <w:r>
+        <w:t>tmp</w:t>
+      </w:r>
+      <w:proofErr w:type="spellEnd"/>
+      <w:r>
+        <w:t>;</w:t>
+      </w:r>
+    </w:p>
+    <w:p>
+      <w:r>
+        <w:t xml:space="preserve">        </w:t>
+      </w:r>
+      <w:proofErr w:type="spellStart"/>
+      <w:r>
+        <w:t>cin</w:t>
+      </w:r>
+      <w:proofErr w:type="spellEnd"/>
+      <w:r>
+        <w:t>&gt;&gt;</w:t>
+      </w:r>
+      <w:proofErr w:type="spellStart"/>
+      <w:r>
+        <w:t>tmp</w:t>
+      </w:r>
+      <w:proofErr w:type="spellEnd"/>
+      <w:r>
+        <w:t>;</w:t>
+      </w:r>
+    </w:p>
+    <w:p>
+      <w:r>
+        <w:t>        l1.push_back(</w:t>
+      </w:r>
+      <w:proofErr w:type="spellStart"/>
+      <w:r>
+        <w:t>tmp</w:t>
+      </w:r>
+      <w:proofErr w:type="spellEnd"/>
+      <w:r>
+        <w:t>);</w:t>
+      </w:r>
+    </w:p>
+    <w:p>
+      <w:r>
+        <w:t>    }</w:t>
+      </w:r>
+    </w:p>
+    <w:p>
+      <w:r>
+        <w:t xml:space="preserve">    </w:t>
+      </w:r>
+      <w:proofErr w:type="spellStart"/>
+      <w:r>
+        <w:t>cout</w:t>
+      </w:r>
+      <w:proofErr w:type="spellEnd"/>
+      <w:r>
+        <w:t>&lt;&lt;"初始链表为："&lt;&lt;</w:t>
+      </w:r>
+      <w:proofErr w:type="spellStart"/>
+      <w:r>
+        <w:t>endl</w:t>
+      </w:r>
+      <w:proofErr w:type="spellEnd"/>
+      <w:r>
+        <w:t>;</w:t>
+      </w:r>
+    </w:p>
+    <w:p>
+      <w:r>
+        <w:t>    l1.print_list();</w:t>
+      </w:r>
+    </w:p>
+    <w:p>
+      <w:r>
+        <w:t xml:space="preserve">    </w:t>
+      </w:r>
+      <w:proofErr w:type="spellStart"/>
+      <w:r>
+        <w:t>cout</w:t>
+      </w:r>
+      <w:proofErr w:type="spellEnd"/>
+      <w:r>
+        <w:t>&lt;&lt;"输入要查找的次数："&lt;&lt;</w:t>
+      </w:r>
+      <w:proofErr w:type="spellStart"/>
+      <w:r>
+        <w:t>endl</w:t>
+      </w:r>
+      <w:proofErr w:type="spellEnd"/>
+      <w:r>
+        <w:t>;</w:t>
+      </w:r>
+    </w:p>
+    <w:p>
+      <w:r>
+        <w:t>    int m;</w:t>
+      </w:r>
+    </w:p>
+    <w:p>
+      <w:r>
+        <w:t xml:space="preserve">    </w:t>
+      </w:r>
+      <w:proofErr w:type="spellStart"/>
+      <w:r>
+        <w:t>cin</w:t>
+      </w:r>
+      <w:proofErr w:type="spellEnd"/>
+      <w:r>
+        <w:t>&gt;&gt;m;</w:t>
+      </w:r>
+    </w:p>
+    <w:p>
+      <w:r>
+        <w:t xml:space="preserve">    </w:t>
+      </w:r>
+      <w:proofErr w:type="spellStart"/>
+      <w:r>
+        <w:t>cout</w:t>
+      </w:r>
+      <w:proofErr w:type="spellEnd"/>
+      <w:r>
+        <w:t>&lt;&lt;"请输入要查找的元素："&lt;&lt;</w:t>
+      </w:r>
+      <w:proofErr w:type="spellStart"/>
+      <w:r>
+        <w:t>endl</w:t>
+      </w:r>
+      <w:proofErr w:type="spellEnd"/>
+      <w:r>
+        <w:t>;</w:t>
+      </w:r>
+    </w:p>
+    <w:p>
+      <w:r>
+        <w:t xml:space="preserve">    for(int </w:t>
+      </w:r>
+      <w:proofErr w:type="spellStart"/>
+      <w:r>
+        <w:t>i</w:t>
+      </w:r>
+      <w:proofErr w:type="spellEnd"/>
+      <w:r>
+        <w:t>=0;i&lt;</w:t>
+      </w:r>
+      <w:proofErr w:type="spellStart"/>
+      <w:r>
+        <w:t>m;i</w:t>
+      </w:r>
+      <w:proofErr w:type="spellEnd"/>
+      <w:r>
+        <w:t>++)</w:t>
+      </w:r>
+    </w:p>
+    <w:p>
+      <w:r>
+        <w:t>    {</w:t>
+      </w:r>
+    </w:p>
+    <w:p>
+      <w:r>
+        <w:t xml:space="preserve">        int </w:t>
+      </w:r>
+      <w:proofErr w:type="spellStart"/>
+      <w:r>
+        <w:t>tmp</w:t>
+      </w:r>
+      <w:proofErr w:type="spellEnd"/>
+      <w:r>
+        <w:t>;</w:t>
+      </w:r>
+    </w:p>
+    <w:p>
+      <w:r>
+        <w:t xml:space="preserve">        </w:t>
+      </w:r>
+      <w:proofErr w:type="spellStart"/>
+      <w:r>
+        <w:t>cin</w:t>
+      </w:r>
+      <w:proofErr w:type="spellEnd"/>
+      <w:r>
+        <w:t>&gt;&gt;</w:t>
+      </w:r>
+      <w:proofErr w:type="spellStart"/>
+      <w:r>
+        <w:t>tmp</w:t>
+      </w:r>
+      <w:proofErr w:type="spellEnd"/>
+      <w:r>
+        <w:t>;</w:t>
+      </w:r>
+    </w:p>
+    <w:p>
+      <w:r>
+        <w:t>        node&lt;int&gt;*p=l1.find(</w:t>
+      </w:r>
+      <w:proofErr w:type="spellStart"/>
+      <w:r>
+        <w:t>tmp</w:t>
+      </w:r>
+      <w:proofErr w:type="spellEnd"/>
+      <w:r>
+        <w:t>);</w:t>
+      </w:r>
+    </w:p>
+    <w:p>
+      <w:r>
+        <w:t>        if(p==</w:t>
+      </w:r>
+      <w:proofErr w:type="spellStart"/>
+      <w:r>
+        <w:t>nullptr</w:t>
+      </w:r>
+      <w:proofErr w:type="spellEnd"/>
+      <w:r>
+        <w:t>)</w:t>
+      </w:r>
+    </w:p>
+    <w:p>
+      <w:r>
+        <w:t>        {</w:t>
+      </w:r>
+    </w:p>
+    <w:p>
+      <w:r>
+        <w:t xml:space="preserve">            </w:t>
+      </w:r>
+      <w:proofErr w:type="spellStart"/>
+      <w:r>
+        <w:t>cout</w:t>
+      </w:r>
+      <w:proofErr w:type="spellEnd"/>
+      <w:r>
+        <w:t>&lt;&lt;"没有找到"&lt;&lt;</w:t>
+      </w:r>
+      <w:proofErr w:type="spellStart"/>
+      <w:r>
+        <w:t>endl</w:t>
+      </w:r>
+      <w:proofErr w:type="spellEnd"/>
+      <w:r>
+        <w:t>;</w:t>
+      </w:r>
+    </w:p>
+    <w:p>
+      <w:r>
+        <w:t>            if(</w:t>
+      </w:r>
+      <w:proofErr w:type="spellStart"/>
+      <w:r>
+        <w:t>i</w:t>
+      </w:r>
+      <w:proofErr w:type="spellEnd"/>
+      <w:r>
+        <w:t>!=m-1)</w:t>
+      </w:r>
+    </w:p>
+    <w:p>
+      <w:r>
+        <w:t>            {</w:t>
+      </w:r>
+    </w:p>
+    <w:p>
+      <w:r>
+        <w:t xml:space="preserve">                </w:t>
+      </w:r>
+      <w:proofErr w:type="spellStart"/>
+      <w:r>
+        <w:t>cout</w:t>
+      </w:r>
+      <w:proofErr w:type="spellEnd"/>
+      <w:r>
+        <w:t>&lt;&lt;"请继续输入要查找的元素："&lt;&lt;</w:t>
+      </w:r>
+      <w:proofErr w:type="spellStart"/>
+      <w:r>
+        <w:t>endl</w:t>
+      </w:r>
+      <w:proofErr w:type="spellEnd"/>
+      <w:r>
+        <w:t>;</w:t>
+      </w:r>
+    </w:p>
+    <w:p>
+      <w:r>
+        <w:t>            }</w:t>
+      </w:r>
+    </w:p>
+    <w:p>
+      <w:r>
+        <w:lastRenderedPageBreak/>
+        <w:t>        }</w:t>
+      </w:r>
+    </w:p>
+    <w:p>
+      <w:r>
+        <w:t>        else</w:t>
+      </w:r>
+    </w:p>
+    <w:p>
+      <w:r>
+        <w:t>        {</w:t>
+      </w:r>
+    </w:p>
+    <w:p>
+      <w:r>
+        <w:t xml:space="preserve">            </w:t>
+      </w:r>
+      <w:proofErr w:type="spellStart"/>
+      <w:r>
+        <w:t>cout</w:t>
+      </w:r>
+      <w:proofErr w:type="spellEnd"/>
+      <w:r>
+        <w:t>&lt;&lt;"找到了，当前频度域为："&lt;&lt;p-&gt;depth&lt;&lt;"指针为:"&lt;&lt;p&lt;&lt;</w:t>
+      </w:r>
+      <w:proofErr w:type="spellStart"/>
+      <w:r>
+        <w:t>endl</w:t>
+      </w:r>
+      <w:proofErr w:type="spellEnd"/>
+      <w:r>
+        <w:t>;</w:t>
+      </w:r>
+    </w:p>
+    <w:p>
+      <w:r>
+        <w:t>            l1.print_list();</w:t>
+      </w:r>
+    </w:p>
+    <w:p>
+      <w:r>
+        <w:t>            if(</w:t>
+      </w:r>
+      <w:proofErr w:type="spellStart"/>
+      <w:r>
+        <w:t>i</w:t>
+      </w:r>
+      <w:proofErr w:type="spellEnd"/>
+      <w:r>
+        <w:t>!=m-1)</w:t>
+      </w:r>
+    </w:p>
+    <w:p>
+      <w:r>
+        <w:t>            {</w:t>
+      </w:r>
+    </w:p>
+    <w:p>
+      <w:r>
+        <w:t xml:space="preserve">                </w:t>
+      </w:r>
+      <w:proofErr w:type="spellStart"/>
+      <w:r>
+        <w:t>cout</w:t>
+      </w:r>
+      <w:proofErr w:type="spellEnd"/>
+      <w:r>
+        <w:t>&lt;&lt;"请继续输入要查找的元素："&lt;&lt;</w:t>
+      </w:r>
+      <w:proofErr w:type="spellStart"/>
+      <w:r>
+        <w:t>endl</w:t>
+      </w:r>
+      <w:proofErr w:type="spellEnd"/>
+      <w:r>
+        <w:t>;</w:t>
+      </w:r>
+    </w:p>
+    <w:p>
+      <w:r>
+        <w:t>            }</w:t>
+      </w:r>
+    </w:p>
+    <w:p>
+      <w:r>
+        <w:t>        }</w:t>
+      </w:r>
+    </w:p>
+    <w:p>
+      <w:r>
+        <w:t>    }</w:t>
+      </w:r>
+    </w:p>
+    <w:p>
+      <w:r>
+        <w:t>    return 0;</w:t>
+      </w:r>
+    </w:p>
+    <w:p>
+      <w:r>
+        <w:t>}</w:t>
+      </w:r>
+    </w:p>
+    <w:p/>
+    <w:p/>
+    <w:p>
+      <w:pPr>
+        <w:rPr>
+          <w:rFonts w:hint="eastAsia"/>
+        </w:rPr>
+      </w:pPr>
+    </w:p>
+    <w:p>
+      <w:pPr>
+        <w:rPr>
+          <w:rFonts w:hint="eastAsia"/>
+        </w:rPr>
+      </w:pPr>
+      <w:r>
+        <w:rPr>
+          <w:noProof/>
+        </w:rPr>
+        <w:lastRenderedPageBreak/>
+        <w:drawing>
+          <wp:inline distT="0" distB="0" distL="0" distR="0" wp14:anchorId="1FD702F5" wp14:editId="77C177E8">
+            <wp:extent cx="5274310" cy="7492365"/>
+            <wp:effectExtent l="0" t="0" r="2540" b="0"/>
+            <wp:docPr id="1434908941" name="图片 1"/>
+            <wp:cNvGraphicFramePr>
+              <a:graphicFrameLocks xmlns:a="http://schemas.openxmlformats.org/drawingml/2006/main" noChangeAspect="1"/>
+            </wp:cNvGraphicFramePr>
+            <a:graphic xmlns:a="http://schemas.openxmlformats.org/drawingml/2006/main">
+              <a:graphicData uri="http://schemas.openxmlformats.org/drawingml/2006/picture">
+                <pic:pic xmlns:pic="http://schemas.openxmlformats.org/drawingml/2006/picture">
+                  <pic:nvPicPr>
+                    <pic:cNvPr id="1434908941" name=""/>
+                    <pic:cNvPicPr/>
+                  </pic:nvPicPr>
+                  <pic:blipFill>
+                    <a:blip r:embed="rId10"/>
+                    <a:stretch>
+                      <a:fillRect/>
+                    </a:stretch>
+                  </pic:blipFill>
+                  <pic:spPr>
+                    <a:xfrm>
+                      <a:off x="0" y="0"/>
+                      <a:ext cx="5274310" cy="7492365"/>
                     </a:xfrm>
                     <a:prstGeom prst="rect">
                       <a:avLst/>
